--- a/reports/LM_article/report_results.docx
+++ b/reports/LM_article/report_results.docx
@@ -42,7 +42,7 @@
         <w:t xml:space="preserve">2025-05-18</w:t>
       </w:r>
     </w:p>
-    <w:bookmarkStart w:id="31" w:name="modelo-de-regresión-logístico-bayesiano"/>
+    <w:bookmarkStart w:id="37" w:name="modelo-de-regresión-logístico-bayesiano"/>
     <w:p>
       <w:pPr>
         <w:pStyle w:val="Heading1"/>
@@ -51,13 +51,13 @@
         <w:t xml:space="preserve">Modelo de regresión logístico bayesiano</w:t>
       </w:r>
     </w:p>
-    <w:bookmarkStart w:id="21" w:name="base-de-datos-ximena"/>
+    <w:bookmarkStart w:id="21" w:name="base-de-datos"/>
     <w:p>
       <w:pPr>
         <w:pStyle w:val="Heading2"/>
       </w:pPr>
       <w:r>
-        <w:t xml:space="preserve">Base de datos: Ximena</w:t>
+        <w:t xml:space="preserve">Base de datos:</w:t>
       </w:r>
     </w:p>
     <w:p>
@@ -65,7 +65,7 @@
         <w:pStyle w:val="FirstParagraph"/>
       </w:pPr>
       <w:r>
-        <w:t xml:space="preserve">El conjunto de datos Vigilancia Integrada de la Violencia de Género</w:t>
+        <w:t xml:space="preserve">Para este análisis se utilizó la base de datos Vigilancia Integrada de la Violencia de Género</w:t>
       </w:r>
       <w:r>
         <w:t xml:space="preserve"> </w:t>
@@ -79,42 +79,48 @@
         </w:r>
       </w:hyperlink>
       <w:r>
-        <w:t xml:space="preserve"> </w:t>
-      </w:r>
-      <w:r>
-        <w:t xml:space="preserve">recopila información sobre casos sospechosos de violencia de género en Antioquia reportados al Sistema Nacional de Vigilancia en Salud Pública (SIVIGILA). Esta base de datos está disponible en el portal de datos abiertos MEData, perteneciente a la ciudad de Medellín.</w:t>
-      </w:r>
-    </w:p>
-    <w:p>
-      <w:pPr>
-        <w:pStyle w:val="Compact"/>
+        <w:t xml:space="preserve">, disponible en el portal de datos abiertos MEData. Esta fuente recopila información sobre casos sospechosos de violencia de género en el departamento de Antioquia, reportados al Sistema Nacional de Vigilancia en Salud Pública (SIVIGILA) entre los años 2013 y 2023. La base de datos original contiene un total de 82.023 registros y 118 variables, que describen características de la víctima, presunto agresor, circunstancias del hecho, atención en salud brindada y el proceso de notificación a las autoridades competentes.</w:t>
+      </w:r>
+    </w:p>
+    <w:p>
+      <w:pPr>
+        <w:pStyle w:val="BodyText"/>
+      </w:pPr>
+      <w:r>
+        <w:t xml:space="preserve">Dado la población de interés del estudio, se seleccionaron únicamente los casos que cumplieran con tres criterios:</w:t>
+      </w:r>
+    </w:p>
+    <w:p>
+      <w:pPr>
         <w:numPr>
           <w:ilvl w:val="0"/>
           <w:numId w:val="1001"/>
         </w:numPr>
       </w:pPr>
       <w:r>
-        <w:rPr>
-          <w:b/>
-          <w:bCs/>
-        </w:rPr>
-        <w:t xml:space="preserve">Última actualización:</w:t>
-      </w:r>
-      <w:r>
-        <w:t xml:space="preserve"> </w:t>
-      </w:r>
-      <w:r>
-        <w:t xml:space="preserve">20 de septiembre de 2023.</w:t>
-      </w:r>
-      <w:r>
-        <w:t xml:space="preserve"> </w:t>
-      </w:r>
-      <w:r>
-        <w:rPr>
-          <w:b/>
-          <w:bCs/>
-        </w:rPr>
-        <w:t xml:space="preserve">VERIFICAR</w:t>
+        <w:t xml:space="preserve">El hecho haya ocurrido en Colombia</w:t>
+      </w:r>
+    </w:p>
+    <w:p>
+      <w:pPr>
+        <w:numPr>
+          <w:ilvl w:val="0"/>
+          <w:numId w:val="1001"/>
+        </w:numPr>
+      </w:pPr>
+      <w:r>
+        <w:t xml:space="preserve">La notificación se haya realizado en la ciudad de Medellín</w:t>
+      </w:r>
+    </w:p>
+    <w:p>
+      <w:pPr>
+        <w:numPr>
+          <w:ilvl w:val="0"/>
+          <w:numId w:val="1001"/>
+        </w:numPr>
+      </w:pPr>
+      <w:r>
+        <w:t xml:space="preserve">La víctima se haya identificado como mujer cis o mujer trans.</w:t>
       </w:r>
     </w:p>
     <w:p>
@@ -122,17 +128,25 @@
         <w:pStyle w:val="FirstParagraph"/>
       </w:pPr>
       <w:r>
-        <w:t xml:space="preserve">La base contiene 118 variables provenientes del formulario de notificación del SIVIGILA.</w:t>
-      </w:r>
-      <w:r>
-        <w:t xml:space="preserve"> </w:t>
-      </w:r>
-      <w:r>
-        <w:rPr>
-          <w:b/>
-          <w:bCs/>
-        </w:rPr>
-        <w:t xml:space="preserve">Mencionar cantidad de datos inicial</w:t>
+        <w:t xml:space="preserve">Luego de aplicar estos filtros, se llevó a cabo un proceso de depuración y adecuación de los datos, lo que permitió obtener una base final compuesta por 46.373 casos notificados entre 2016 y 2023.</w:t>
+      </w:r>
+    </w:p>
+    <w:bookmarkEnd w:id="21"/>
+    <w:bookmarkStart w:id="28" w:name="análisis-descriptivo"/>
+    <w:p>
+      <w:pPr>
+        <w:pStyle w:val="Heading2"/>
+      </w:pPr>
+      <w:r>
+        <w:t xml:space="preserve">Análisis descriptivo:</w:t>
+      </w:r>
+    </w:p>
+    <w:p>
+      <w:pPr>
+        <w:pStyle w:val="FirstParagraph"/>
+      </w:pPr>
+      <w:r>
+        <w:t xml:space="preserve">En la base de datos se encuentran variables relacionadas con la atención en salud recibida por las víctimas tras la identificación del caso. Estas variables indican si se realizaron o no ciertas acciones específicas, clasificadas como exámenes físicos, pruebas de laboratorio, atención de urgencia, recolección de evidencia y remisiones.</w:t>
       </w:r>
     </w:p>
     <w:p>
@@ -140,30 +154,83 @@
         <w:pStyle w:val="BodyText"/>
       </w:pPr>
       <w:r>
-        <w:t xml:space="preserve">Estas variables cubren información sobre el reporte, características de la víctima y del agresor, circunstancias del hecho y atenciones en salud.</w:t>
-      </w:r>
-    </w:p>
-    <w:bookmarkEnd w:id="21"/>
-    <w:bookmarkStart w:id="22" w:name="análisis-descriptivo-ximena"/>
-    <w:p>
-      <w:pPr>
-        <w:pStyle w:val="Heading2"/>
-      </w:pPr>
-      <w:r>
-        <w:t xml:space="preserve">Análisis descriptivo: Ximena</w:t>
-      </w:r>
-    </w:p>
-    <w:p>
-      <w:pPr>
-        <w:pStyle w:val="FirstParagraph"/>
-      </w:pPr>
-      <w:r>
-        <w:t xml:space="preserve">Luego del proceso de depuración y limpieza, la base final quedó conformada por 46.373 registros.</w:t>
-      </w:r>
-    </w:p>
-    <w:p>
-      <w:pPr>
-        <w:pStyle w:val="Compact"/>
+        <w:t xml:space="preserve">Entre estas acciones, la</w:t>
+      </w:r>
+      <w:r>
+        <w:t xml:space="preserve"> </w:t>
+      </w:r>
+      <w:r>
+        <w:rPr>
+          <w:b/>
+          <w:bCs/>
+        </w:rPr>
+        <w:t xml:space="preserve">remisión a salud mental</w:t>
+      </w:r>
+      <w:r>
+        <w:t xml:space="preserve"> </w:t>
+      </w:r>
+      <w:r>
+        <w:t xml:space="preserve">es relevante, ya que constituye una acción fundamental dentro del protocolo de atención a víctimas, independientemente del tipo de violencia sufrida. No obstante, los datos muestran un escenario distinto: de las 46.373 mujeres, solo</w:t>
+      </w:r>
+      <w:r>
+        <w:t xml:space="preserve"> </w:t>
+      </w:r>
+      <w:r>
+        <w:rPr>
+          <w:b/>
+          <w:bCs/>
+        </w:rPr>
+        <w:t xml:space="preserve">21.053 (45,4%)</w:t>
+      </w:r>
+      <w:r>
+        <w:t xml:space="preserve"> </w:t>
+      </w:r>
+      <w:r>
+        <w:t xml:space="preserve">recibió atención en salud mental, mientras que a</w:t>
+      </w:r>
+      <w:r>
+        <w:t xml:space="preserve"> </w:t>
+      </w:r>
+      <w:r>
+        <w:rPr>
+          <w:b/>
+          <w:bCs/>
+        </w:rPr>
+        <w:t xml:space="preserve">25.320 (54,6%)</w:t>
+      </w:r>
+      <w:r>
+        <w:t xml:space="preserve"> </w:t>
+      </w:r>
+      <w:r>
+        <w:t xml:space="preserve">no se les brindó este servicio. Este hallazgo inicial evidencia la necesidad de</w:t>
+      </w:r>
+      <w:r>
+        <w:t xml:space="preserve"> </w:t>
+      </w:r>
+      <w:r>
+        <w:rPr>
+          <w:b/>
+          <w:bCs/>
+        </w:rPr>
+        <w:t xml:space="preserve">identificar las características o condiciones que se asocian con el hecho de</w:t>
+      </w:r>
+      <w:r>
+        <w:t xml:space="preserve"> </w:t>
+      </w:r>
+      <w:r>
+        <w:t xml:space="preserve">recibir o no atención en salud mental.</w:t>
+      </w:r>
+    </w:p>
+    <w:p>
+      <w:pPr>
+        <w:pStyle w:val="BodyText"/>
+      </w:pPr>
+      <w:r>
+        <w:t xml:space="preserve">Para ello, se aplicó una prueba estadística de asociación para cada variable cualitativa, con el fin de determinar si existe una relación significativa entre esa variable y la atención en salud mental. La elección de la prueba dependió del número de categorías de la variable analizada y del tamaño de las frecuencias observadas en la tabla de contingencia. Esta tabla cruza las dos variables de interés para mostrar cuántos casos hay en cada combinación posible de categorías. Las pruebas utilizadas fueron:</w:t>
+      </w:r>
+    </w:p>
+    <w:p>
+      <w:pPr>
         <w:numPr>
           <w:ilvl w:val="0"/>
           <w:numId w:val="1002"/>
@@ -174,25 +241,797 @@
           <w:b/>
           <w:bCs/>
         </w:rPr>
-        <w:t xml:space="preserve">Mencionar cuál es la variable de respuesta y que hace parte de un grupo de laboratorios que se le hace a la mujer</w:t>
-      </w:r>
+        <w:t xml:space="preserve">Chi-cuadrado</w:t>
+      </w:r>
+      <w:r>
+        <w:t xml:space="preserve">: utilizada cuando las frecuencias esperadas son altas</w:t>
+      </w:r>
+    </w:p>
+    <w:p>
+      <w:pPr>
+        <w:numPr>
+          <w:ilvl w:val="0"/>
+          <w:numId w:val="1002"/>
+        </w:numPr>
+      </w:pPr>
+      <w:r>
+        <w:rPr>
+          <w:b/>
+          <w:bCs/>
+        </w:rPr>
+        <w:t xml:space="preserve">Chi-cuadrado con simulación de Monte Carlo</w:t>
+      </w:r>
+      <w:r>
+        <w:t xml:space="preserve">: utilizada cuando las frecuencias esperadas son bajas y la tabla de contingencia tiene dimensión mayor a</w:t>
+      </w:r>
+      <w:r>
+        <w:t xml:space="preserve"> </w:t>
+      </w:r>
+      <m:oMath>
+        <m:r>
+          <m:t>2</m:t>
+        </m:r>
+        <m:r>
+          <m:rPr>
+            <m:sty m:val="p"/>
+          </m:rPr>
+          <m:t>×</m:t>
+        </m:r>
+        <m:r>
+          <m:t>2</m:t>
+        </m:r>
+      </m:oMath>
+      <w:r>
+        <w:t xml:space="preserve">, por lo que se requiere una mayor precisión en los resultados de la prueba</w:t>
+      </w:r>
+    </w:p>
+    <w:p>
+      <w:pPr>
+        <w:numPr>
+          <w:ilvl w:val="0"/>
+          <w:numId w:val="1002"/>
+        </w:numPr>
+      </w:pPr>
+      <w:r>
+        <w:rPr>
+          <w:b/>
+          <w:bCs/>
+        </w:rPr>
+        <w:t xml:space="preserve">Prueba exacta de Fisher</w:t>
+      </w:r>
+      <w:r>
+        <w:t xml:space="preserve">: utilizada cuando las frecuencias esperadas son bajas y la tabla de contingencia tiene dimensión</w:t>
+      </w:r>
+      <w:r>
+        <w:t xml:space="preserve"> </w:t>
+      </w:r>
+      <m:oMath>
+        <m:r>
+          <m:t>2</m:t>
+        </m:r>
+        <m:r>
+          <m:rPr>
+            <m:sty m:val="p"/>
+          </m:rPr>
+          <m:t>×</m:t>
+        </m:r>
+        <m:r>
+          <m:t>2</m:t>
+        </m:r>
+      </m:oMath>
     </w:p>
     <w:p>
       <w:pPr>
         <w:pStyle w:val="FirstParagraph"/>
       </w:pPr>
       <w:r>
-        <w:t xml:space="preserve">se seleccionó un conjunto de variables relevantes.</w:t>
-      </w:r>
-      <w:r>
-        <w:t xml:space="preserve"> </w:t>
-      </w:r>
-      <w:r>
-        <w:rPr>
-          <w:b/>
-          <w:bCs/>
-        </w:rPr>
-        <w:t xml:space="preserve">Basados en qué poner pruebas no parametricas</w:t>
+        <w:t xml:space="preserve">Además, para cuantificar la fuerza de la asociación entre las variables, se calculó el coeficiente V de Cramér, que varía entre 0 (sin asociación) y 1 (asociación fuerte). Con base en los resultados de estas pruebas estadísticas, y considerando la relevancia teórica de cada variable dentro del contexto de la violencia de género, se seleccionaron como variables predictoras</w:t>
+      </w:r>
+      <w:r>
+        <w:t xml:space="preserve"> </w:t>
+      </w:r>
+      <w:r>
+        <w:rPr>
+          <w:b/>
+          <w:bCs/>
+        </w:rPr>
+        <w:t xml:space="preserve">nueve variables cualitativas</w:t>
+      </w:r>
+      <w:r>
+        <w:t xml:space="preserve"> </w:t>
+      </w:r>
+      <w:r>
+        <w:t xml:space="preserve">que presentaron asociación estadísticamente significativa con la atención en salud mental.</w:t>
+      </w:r>
+    </w:p>
+    <w:tbl>
+      <w:tblPr>
+        <w:tblStyle w:val="Table"/>
+        <w:tblW w:type="pct" w:w="5000"/>
+        <w:tblLayout w:type="fixed"/>
+        <w:tblLook w:firstRow="1" w:lastRow="0" w:firstColumn="0" w:lastColumn="0" w:noHBand="0" w:noVBand="0" w:val="0020"/>
+      </w:tblPr>
+      <w:tblGrid>
+        <w:gridCol w:w="2074"/>
+        <w:gridCol w:w="1791"/>
+        <w:gridCol w:w="1131"/>
+        <w:gridCol w:w="1320"/>
+        <w:gridCol w:w="1602"/>
+      </w:tblGrid>
+      <w:tr>
+        <w:trPr>
+          <w:tblHeader w:val="on"/>
+        </w:trPr>
+        <w:tc>
+          <w:tcPr/>
+          <w:p>
+            <w:pPr>
+              <w:pStyle w:val="Compact"/>
+              <w:jc w:val="left"/>
+            </w:pPr>
+            <w:r>
+              <w:t xml:space="preserve">Predictora</w:t>
+            </w:r>
+          </w:p>
+        </w:tc>
+        <w:tc>
+          <w:tcPr/>
+          <w:p>
+            <w:pPr>
+              <w:pStyle w:val="Compact"/>
+              <w:jc w:val="left"/>
+            </w:pPr>
+            <w:r>
+              <w:t xml:space="preserve">Prueba estadística</w:t>
+            </w:r>
+          </w:p>
+        </w:tc>
+        <w:tc>
+          <w:tcPr/>
+          <w:p>
+            <w:pPr>
+              <w:pStyle w:val="Compact"/>
+              <w:jc w:val="right"/>
+            </w:pPr>
+            <w:r>
+              <w:t xml:space="preserve">Estadístico</w:t>
+            </w:r>
+          </w:p>
+        </w:tc>
+        <w:tc>
+          <w:tcPr/>
+          <w:p>
+            <w:pPr>
+              <w:pStyle w:val="Compact"/>
+              <w:jc w:val="left"/>
+            </w:pPr>
+            <w:r>
+              <w:t xml:space="preserve">Valor P</w:t>
+            </w:r>
+          </w:p>
+        </w:tc>
+        <w:tc>
+          <w:tcPr/>
+          <w:p>
+            <w:pPr>
+              <w:pStyle w:val="Compact"/>
+              <w:jc w:val="right"/>
+            </w:pPr>
+            <w:r>
+              <w:t xml:space="preserve">Coef.V de crámer</w:t>
+            </w:r>
+          </w:p>
+        </w:tc>
+      </w:tr>
+      <w:tr>
+        <w:tc>
+          <w:tcPr/>
+          <w:p>
+            <w:pPr>
+              <w:pStyle w:val="Compact"/>
+              <w:jc w:val="left"/>
+            </w:pPr>
+            <w:r>
+              <w:t xml:space="preserve">Tipo seguridad social</w:t>
+            </w:r>
+          </w:p>
+        </w:tc>
+        <w:tc>
+          <w:tcPr/>
+          <w:p>
+            <w:pPr>
+              <w:pStyle w:val="Compact"/>
+              <w:jc w:val="left"/>
+            </w:pPr>
+            <w:r>
+              <w:t xml:space="preserve">Chi-cuadrado</w:t>
+            </w:r>
+          </w:p>
+        </w:tc>
+        <w:tc>
+          <w:tcPr/>
+          <w:p>
+            <w:pPr>
+              <w:pStyle w:val="Compact"/>
+              <w:jc w:val="right"/>
+            </w:pPr>
+            <w:r>
+              <w:t xml:space="preserve">18021.43459</w:t>
+            </w:r>
+          </w:p>
+        </w:tc>
+        <w:tc>
+          <w:tcPr/>
+          <w:p>
+            <w:pPr>
+              <w:pStyle w:val="Compact"/>
+              <w:jc w:val="left"/>
+            </w:pPr>
+            <w:r>
+              <w:t xml:space="preserve">0.000000e+00</w:t>
+            </w:r>
+          </w:p>
+        </w:tc>
+        <w:tc>
+          <w:tcPr/>
+          <w:p>
+            <w:pPr>
+              <w:pStyle w:val="Compact"/>
+              <w:jc w:val="right"/>
+            </w:pPr>
+            <w:r>
+              <w:t xml:space="preserve">0.623</w:t>
+            </w:r>
+          </w:p>
+        </w:tc>
+      </w:tr>
+      <w:tr>
+        <w:tc>
+          <w:tcPr/>
+          <w:p>
+            <w:pPr>
+              <w:pStyle w:val="Compact"/>
+              <w:jc w:val="left"/>
+            </w:pPr>
+            <w:r>
+              <w:t xml:space="preserve">Tipo violencia</w:t>
+            </w:r>
+          </w:p>
+        </w:tc>
+        <w:tc>
+          <w:tcPr/>
+          <w:p>
+            <w:pPr>
+              <w:pStyle w:val="Compact"/>
+              <w:jc w:val="left"/>
+            </w:pPr>
+            <w:r>
+              <w:t xml:space="preserve">Chi-cuadrado</w:t>
+            </w:r>
+          </w:p>
+        </w:tc>
+        <w:tc>
+          <w:tcPr/>
+          <w:p>
+            <w:pPr>
+              <w:pStyle w:val="Compact"/>
+              <w:jc w:val="right"/>
+            </w:pPr>
+            <w:r>
+              <w:t xml:space="preserve">17908.96563</w:t>
+            </w:r>
+          </w:p>
+        </w:tc>
+        <w:tc>
+          <w:tcPr/>
+          <w:p>
+            <w:pPr>
+              <w:pStyle w:val="Compact"/>
+              <w:jc w:val="left"/>
+            </w:pPr>
+            <w:r>
+              <w:t xml:space="preserve">0.000000e+00</w:t>
+            </w:r>
+          </w:p>
+        </w:tc>
+        <w:tc>
+          <w:tcPr/>
+          <w:p>
+            <w:pPr>
+              <w:pStyle w:val="Compact"/>
+              <w:jc w:val="right"/>
+            </w:pPr>
+            <w:r>
+              <w:t xml:space="preserve">0.621</w:t>
+            </w:r>
+          </w:p>
+        </w:tc>
+      </w:tr>
+      <w:tr>
+        <w:tc>
+          <w:tcPr/>
+          <w:p>
+            <w:pPr>
+              <w:pStyle w:val="Compact"/>
+              <w:jc w:val="left"/>
+            </w:pPr>
+            <w:r>
+              <w:t xml:space="preserve">Hospitalización</w:t>
+            </w:r>
+          </w:p>
+        </w:tc>
+        <w:tc>
+          <w:tcPr/>
+          <w:p>
+            <w:pPr>
+              <w:pStyle w:val="Compact"/>
+              <w:jc w:val="left"/>
+            </w:pPr>
+            <w:r>
+              <w:t xml:space="preserve">Chi-cuadrado</w:t>
+            </w:r>
+          </w:p>
+        </w:tc>
+        <w:tc>
+          <w:tcPr/>
+          <w:p>
+            <w:pPr>
+              <w:pStyle w:val="Compact"/>
+              <w:jc w:val="right"/>
+            </w:pPr>
+            <w:r>
+              <w:t xml:space="preserve">4392.22552</w:t>
+            </w:r>
+          </w:p>
+        </w:tc>
+        <w:tc>
+          <w:tcPr/>
+          <w:p>
+            <w:pPr>
+              <w:pStyle w:val="Compact"/>
+              <w:jc w:val="left"/>
+            </w:pPr>
+            <w:r>
+              <w:t xml:space="preserve">0.000000e+00</w:t>
+            </w:r>
+          </w:p>
+        </w:tc>
+        <w:tc>
+          <w:tcPr/>
+          <w:p>
+            <w:pPr>
+              <w:pStyle w:val="Compact"/>
+              <w:jc w:val="right"/>
+            </w:pPr>
+            <w:r>
+              <w:t xml:space="preserve">0.308</w:t>
+            </w:r>
+          </w:p>
+        </w:tc>
+      </w:tr>
+      <w:tr>
+        <w:tc>
+          <w:tcPr/>
+          <w:p>
+            <w:pPr>
+              <w:pStyle w:val="Compact"/>
+              <w:jc w:val="left"/>
+            </w:pPr>
+            <w:r>
+              <w:t xml:space="preserve">Sexo agresor</w:t>
+            </w:r>
+          </w:p>
+        </w:tc>
+        <w:tc>
+          <w:tcPr/>
+          <w:p>
+            <w:pPr>
+              <w:pStyle w:val="Compact"/>
+              <w:jc w:val="left"/>
+            </w:pPr>
+            <w:r>
+              <w:t xml:space="preserve">Chi-cuadrado</w:t>
+            </w:r>
+          </w:p>
+        </w:tc>
+        <w:tc>
+          <w:tcPr/>
+          <w:p>
+            <w:pPr>
+              <w:pStyle w:val="Compact"/>
+              <w:jc w:val="right"/>
+            </w:pPr>
+            <w:r>
+              <w:t xml:space="preserve">4222.46496</w:t>
+            </w:r>
+          </w:p>
+        </w:tc>
+        <w:tc>
+          <w:tcPr/>
+          <w:p>
+            <w:pPr>
+              <w:pStyle w:val="Compact"/>
+              <w:jc w:val="left"/>
+            </w:pPr>
+            <w:r>
+              <w:t xml:space="preserve">0.000000e+00</w:t>
+            </w:r>
+          </w:p>
+        </w:tc>
+        <w:tc>
+          <w:tcPr/>
+          <w:p>
+            <w:pPr>
+              <w:pStyle w:val="Compact"/>
+              <w:jc w:val="right"/>
+            </w:pPr>
+            <w:r>
+              <w:t xml:space="preserve">0.302</w:t>
+            </w:r>
+          </w:p>
+        </w:tc>
+      </w:tr>
+      <w:tr>
+        <w:tc>
+          <w:tcPr/>
+          <w:p>
+            <w:pPr>
+              <w:pStyle w:val="Compact"/>
+              <w:jc w:val="left"/>
+            </w:pPr>
+            <w:r>
+              <w:t xml:space="preserve">Parentesco</w:t>
+            </w:r>
+          </w:p>
+        </w:tc>
+        <w:tc>
+          <w:tcPr/>
+          <w:p>
+            <w:pPr>
+              <w:pStyle w:val="Compact"/>
+              <w:jc w:val="left"/>
+            </w:pPr>
+            <w:r>
+              <w:t xml:space="preserve">Chi-cuadrado</w:t>
+            </w:r>
+          </w:p>
+        </w:tc>
+        <w:tc>
+          <w:tcPr/>
+          <w:p>
+            <w:pPr>
+              <w:pStyle w:val="Compact"/>
+              <w:jc w:val="right"/>
+            </w:pPr>
+            <w:r>
+              <w:t xml:space="preserve">4232.34032</w:t>
+            </w:r>
+          </w:p>
+        </w:tc>
+        <w:tc>
+          <w:tcPr/>
+          <w:p>
+            <w:pPr>
+              <w:pStyle w:val="Compact"/>
+              <w:jc w:val="left"/>
+            </w:pPr>
+            <w:r>
+              <w:t xml:space="preserve">0.000000e+00</w:t>
+            </w:r>
+          </w:p>
+        </w:tc>
+        <w:tc>
+          <w:tcPr/>
+          <w:p>
+            <w:pPr>
+              <w:pStyle w:val="Compact"/>
+              <w:jc w:val="right"/>
+            </w:pPr>
+            <w:r>
+              <w:t xml:space="preserve">0.302</w:t>
+            </w:r>
+          </w:p>
+        </w:tc>
+      </w:tr>
+      <w:tr>
+        <w:tc>
+          <w:tcPr/>
+          <w:p>
+            <w:pPr>
+              <w:pStyle w:val="Compact"/>
+              <w:jc w:val="left"/>
+            </w:pPr>
+            <w:r>
+              <w:t xml:space="preserve">Conv. agresor</w:t>
+            </w:r>
+          </w:p>
+        </w:tc>
+        <w:tc>
+          <w:tcPr/>
+          <w:p>
+            <w:pPr>
+              <w:pStyle w:val="Compact"/>
+              <w:jc w:val="left"/>
+            </w:pPr>
+            <w:r>
+              <w:t xml:space="preserve">Chi-cuadrado</w:t>
+            </w:r>
+          </w:p>
+        </w:tc>
+        <w:tc>
+          <w:tcPr/>
+          <w:p>
+            <w:pPr>
+              <w:pStyle w:val="Compact"/>
+              <w:jc w:val="right"/>
+            </w:pPr>
+            <w:r>
+              <w:t xml:space="preserve">2651.40161</w:t>
+            </w:r>
+          </w:p>
+        </w:tc>
+        <w:tc>
+          <w:tcPr/>
+          <w:p>
+            <w:pPr>
+              <w:pStyle w:val="Compact"/>
+              <w:jc w:val="left"/>
+            </w:pPr>
+            <w:r>
+              <w:t xml:space="preserve">0.000000e+00</w:t>
+            </w:r>
+          </w:p>
+        </w:tc>
+        <w:tc>
+          <w:tcPr/>
+          <w:p>
+            <w:pPr>
+              <w:pStyle w:val="Compact"/>
+              <w:jc w:val="right"/>
+            </w:pPr>
+            <w:r>
+              <w:t xml:space="preserve">0.239</w:t>
+            </w:r>
+          </w:p>
+        </w:tc>
+      </w:tr>
+      <w:tr>
+        <w:tc>
+          <w:tcPr/>
+          <w:p>
+            <w:pPr>
+              <w:pStyle w:val="Compact"/>
+              <w:jc w:val="left"/>
+            </w:pPr>
+            <w:r>
+              <w:t xml:space="preserve">Escenario</w:t>
+            </w:r>
+          </w:p>
+        </w:tc>
+        <w:tc>
+          <w:tcPr/>
+          <w:p>
+            <w:pPr>
+              <w:pStyle w:val="Compact"/>
+              <w:jc w:val="left"/>
+            </w:pPr>
+            <w:r>
+              <w:t xml:space="preserve">Chi-cuadrado</w:t>
+            </w:r>
+          </w:p>
+        </w:tc>
+        <w:tc>
+          <w:tcPr/>
+          <w:p>
+            <w:pPr>
+              <w:pStyle w:val="Compact"/>
+              <w:jc w:val="right"/>
+            </w:pPr>
+            <w:r>
+              <w:t xml:space="preserve">1471.83101</w:t>
+            </w:r>
+          </w:p>
+        </w:tc>
+        <w:tc>
+          <w:tcPr/>
+          <w:p>
+            <w:pPr>
+              <w:pStyle w:val="Compact"/>
+              <w:jc w:val="left"/>
+            </w:pPr>
+            <w:r>
+              <w:t xml:space="preserve">2.324230e-311</w:t>
+            </w:r>
+          </w:p>
+        </w:tc>
+        <w:tc>
+          <w:tcPr/>
+          <w:p>
+            <w:pPr>
+              <w:pStyle w:val="Compact"/>
+              <w:jc w:val="right"/>
+            </w:pPr>
+            <w:r>
+              <w:t xml:space="preserve">0.178</w:t>
+            </w:r>
+          </w:p>
+        </w:tc>
+      </w:tr>
+      <w:tr>
+        <w:tc>
+          <w:tcPr/>
+          <w:p>
+            <w:pPr>
+              <w:pStyle w:val="Compact"/>
+              <w:jc w:val="left"/>
+            </w:pPr>
+            <w:r>
+              <w:t xml:space="preserve">Jefatura hogar</w:t>
+            </w:r>
+          </w:p>
+        </w:tc>
+        <w:tc>
+          <w:tcPr/>
+          <w:p>
+            <w:pPr>
+              <w:pStyle w:val="Compact"/>
+              <w:jc w:val="left"/>
+            </w:pPr>
+            <w:r>
+              <w:t xml:space="preserve">Chi-cuadrado</w:t>
+            </w:r>
+          </w:p>
+        </w:tc>
+        <w:tc>
+          <w:tcPr/>
+          <w:p>
+            <w:pPr>
+              <w:pStyle w:val="Compact"/>
+              <w:jc w:val="right"/>
+            </w:pPr>
+            <w:r>
+              <w:t xml:space="preserve">239.71142</w:t>
+            </w:r>
+          </w:p>
+        </w:tc>
+        <w:tc>
+          <w:tcPr/>
+          <w:p>
+            <w:pPr>
+              <w:pStyle w:val="Compact"/>
+              <w:jc w:val="left"/>
+            </w:pPr>
+            <w:r>
+              <w:t xml:space="preserve">4.545993e-54</w:t>
+            </w:r>
+          </w:p>
+        </w:tc>
+        <w:tc>
+          <w:tcPr/>
+          <w:p>
+            <w:pPr>
+              <w:pStyle w:val="Compact"/>
+              <w:jc w:val="right"/>
+            </w:pPr>
+            <w:r>
+              <w:t xml:space="preserve">0.072</w:t>
+            </w:r>
+          </w:p>
+        </w:tc>
+      </w:tr>
+      <w:tr>
+        <w:tc>
+          <w:tcPr/>
+          <w:p>
+            <w:pPr>
+              <w:pStyle w:val="Compact"/>
+              <w:jc w:val="left"/>
+            </w:pPr>
+            <w:r>
+              <w:t xml:space="preserve">Área</w:t>
+            </w:r>
+          </w:p>
+        </w:tc>
+        <w:tc>
+          <w:tcPr/>
+          <w:p>
+            <w:pPr>
+              <w:pStyle w:val="Compact"/>
+              <w:jc w:val="left"/>
+            </w:pPr>
+            <w:r>
+              <w:t xml:space="preserve">Chi-cuadrado</w:t>
+            </w:r>
+          </w:p>
+        </w:tc>
+        <w:tc>
+          <w:tcPr/>
+          <w:p>
+            <w:pPr>
+              <w:pStyle w:val="Compact"/>
+              <w:jc w:val="right"/>
+            </w:pPr>
+            <w:r>
+              <w:t xml:space="preserve">48.03074</w:t>
+            </w:r>
+          </w:p>
+        </w:tc>
+        <w:tc>
+          <w:tcPr/>
+          <w:p>
+            <w:pPr>
+              <w:pStyle w:val="Compact"/>
+              <w:jc w:val="left"/>
+            </w:pPr>
+            <w:r>
+              <w:t xml:space="preserve">3.717559e-11</w:t>
+            </w:r>
+          </w:p>
+        </w:tc>
+        <w:tc>
+          <w:tcPr/>
+          <w:p>
+            <w:pPr>
+              <w:pStyle w:val="Compact"/>
+              <w:jc w:val="right"/>
+            </w:pPr>
+            <w:r>
+              <w:t xml:space="preserve">0.032</w:t>
+            </w:r>
+          </w:p>
+        </w:tc>
+      </w:tr>
+    </w:tbl>
+    <w:p>
+      <w:pPr>
+        <w:pStyle w:val="BodyText"/>
+      </w:pPr>
+      <w:r>
+        <w:rPr>
+          <w:b/>
+          <w:bCs/>
+          <w:i/>
+          <w:iCs/>
+        </w:rPr>
+        <w:t xml:space="preserve">Tabla 1.</w:t>
+      </w:r>
+      <w:r>
+        <w:rPr>
+          <w:i/>
+          <w:iCs/>
+        </w:rPr>
+        <w:t xml:space="preserve"> </w:t>
+      </w:r>
+      <w:r>
+        <w:rPr>
+          <w:i/>
+          <w:iCs/>
+        </w:rPr>
+        <w:t xml:space="preserve">Resultados de las pruebas de asociación entre variables cualitativas y la atención en salud.</w:t>
+      </w:r>
+    </w:p>
+    <w:p>
+      <w:pPr>
+        <w:pStyle w:val="BodyText"/>
+      </w:pPr>
+      <w:r>
+        <w:t xml:space="preserve">En la</w:t>
+      </w:r>
+      <w:r>
+        <w:t xml:space="preserve"> </w:t>
+      </w:r>
+      <w:r>
+        <w:rPr>
+          <w:b/>
+          <w:bCs/>
+        </w:rPr>
+        <w:t xml:space="preserve">Tabla 1</w:t>
+      </w:r>
+      <w:r>
+        <w:t xml:space="preserve"> </w:t>
+      </w:r>
+      <w:r>
+        <w:t xml:space="preserve">se presentan estas variables ordenadas de mayor a menor según el valor del coeficiente de Cramér. Para cada una se indica la prueba estadística aplicada, el valor del estadístico y su valor-p correspondiente. A continuación, se describen estas variables y su composición en la base de datos analizada:</w:t>
       </w:r>
     </w:p>
     <w:p>
@@ -207,7 +1046,13 @@
           <w:b/>
           <w:bCs/>
         </w:rPr>
-        <w:t xml:space="preserve">dar una pequeña definición de las predictoras. poner todos los gráficos de las predictoras o solo las importantes y hacer parrafito sobre el comportamiento de los otros</w:t>
+        <w:t xml:space="preserve">Jefatura del hogar:</w:t>
+      </w:r>
+      <w:r>
+        <w:t xml:space="preserve"> </w:t>
+      </w:r>
+      <w:r>
+        <w:t xml:space="preserve">indica si la víctima era la persona responsable del hogar. El 95,1% (44.145) de las víctimas no eran mujeres cabeza de familia.</w:t>
       </w:r>
     </w:p>
     <w:p>
@@ -222,11 +1067,610 @@
           <w:b/>
           <w:bCs/>
         </w:rPr>
-        <w:t xml:space="preserve">Poner gráfico de relación con la variable de respuesta</w:t>
-      </w:r>
-    </w:p>
-    <w:bookmarkEnd w:id="22"/>
-    <w:bookmarkStart w:id="23" w:name="análisis-inferencial-mariana"/>
+        <w:t xml:space="preserve">Tipo de violencia:</w:t>
+      </w:r>
+      <w:r>
+        <w:t xml:space="preserve"> </w:t>
+      </w:r>
+      <w:r>
+        <w:t xml:space="preserve">indica el tipo de violencia ejercida sobre la víctima. Física (20.882; 45%), sexual (14.919; 32,2%), psicológica (6596; 14,2%) o negligencia o abandono (3976; 8.6%).</w:t>
+      </w:r>
+    </w:p>
+    <w:p>
+      <w:pPr>
+        <w:numPr>
+          <w:ilvl w:val="0"/>
+          <w:numId w:val="1003"/>
+        </w:numPr>
+      </w:pPr>
+      <w:r>
+        <w:rPr>
+          <w:b/>
+          <w:bCs/>
+        </w:rPr>
+        <w:t xml:space="preserve">Área de ocurrencia:</w:t>
+      </w:r>
+      <w:r>
+        <w:t xml:space="preserve"> </w:t>
+      </w:r>
+      <w:r>
+        <w:t xml:space="preserve">indica si el área donde ocurrió el caso corresponde a una cabecera municipal ( 45.344; 97,8%), centro poblado (893; 1,9%) o zona rural dispersa (136; 0,3%).</w:t>
+      </w:r>
+    </w:p>
+    <w:p>
+      <w:pPr>
+        <w:numPr>
+          <w:ilvl w:val="0"/>
+          <w:numId w:val="1003"/>
+        </w:numPr>
+      </w:pPr>
+      <w:r>
+        <w:rPr>
+          <w:b/>
+          <w:bCs/>
+        </w:rPr>
+        <w:t xml:space="preserve">Sexo del agresor:</w:t>
+      </w:r>
+      <w:r>
+        <w:t xml:space="preserve"> </w:t>
+      </w:r>
+      <w:r>
+        <w:t xml:space="preserve">masculino (35.496; 76,5%), femenino (10.727; 23,1%) e intersexual (150; 0,3%).</w:t>
+      </w:r>
+    </w:p>
+    <w:p>
+      <w:pPr>
+        <w:numPr>
+          <w:ilvl w:val="0"/>
+          <w:numId w:val="1003"/>
+        </w:numPr>
+      </w:pPr>
+      <w:r>
+        <w:rPr>
+          <w:b/>
+          <w:bCs/>
+        </w:rPr>
+        <w:t xml:space="preserve">Convivencia con agresor:</w:t>
+      </w:r>
+      <w:r>
+        <w:t xml:space="preserve"> </w:t>
+      </w:r>
+      <w:r>
+        <w:t xml:space="preserve">indica si la víctima convivía. El 57,2% (26.513) de las víctimas no convivían con él.</w:t>
+      </w:r>
+    </w:p>
+    <w:p>
+      <w:pPr>
+        <w:numPr>
+          <w:ilvl w:val="0"/>
+          <w:numId w:val="1003"/>
+        </w:numPr>
+      </w:pPr>
+      <w:r>
+        <w:rPr>
+          <w:b/>
+          <w:bCs/>
+        </w:rPr>
+        <w:t xml:space="preserve">Hospitalización:</w:t>
+      </w:r>
+      <w:r>
+        <w:t xml:space="preserve"> </w:t>
+      </w:r>
+      <w:r>
+        <w:t xml:space="preserve">indica si la víctima necesitó ser hospitalizada como consecuencia del hecho. El 89,2% (41.358) no fue hospitalizada.</w:t>
+      </w:r>
+    </w:p>
+    <w:p>
+      <w:pPr>
+        <w:numPr>
+          <w:ilvl w:val="0"/>
+          <w:numId w:val="1003"/>
+        </w:numPr>
+      </w:pPr>
+      <w:r>
+        <w:rPr>
+          <w:b/>
+          <w:bCs/>
+        </w:rPr>
+        <w:t xml:space="preserve">Escenario del hecho:</w:t>
+      </w:r>
+      <w:r>
+        <w:t xml:space="preserve"> </w:t>
+      </w:r>
+      <w:r>
+        <w:t xml:space="preserve">Se refiere al tipo de lugar donde ocurrió la agresión. En la base se encuentra vivienda (32.345; 69,75%), vía pública (4.225; 9,11%), establecimiento educativo (598; 1,29%), espacios abiertos (376; 0,81%), comercio y áreas de servicios (360; 0,78%), lugar de esparcimiento con expendio de alcohol (302; 0,65%), lugar de trabajo (235; 0,51%), institución de salud (106; 0,23%), área deportiva y recreativa (79; 0,17%), y otro (7.747; 16,71%).</w:t>
+      </w:r>
+    </w:p>
+    <w:p>
+      <w:pPr>
+        <w:numPr>
+          <w:ilvl w:val="0"/>
+          <w:numId w:val="1003"/>
+        </w:numPr>
+      </w:pPr>
+      <w:r>
+        <w:rPr>
+          <w:b/>
+          <w:bCs/>
+        </w:rPr>
+        <w:t xml:space="preserve">Tipo de seguridad social:</w:t>
+      </w:r>
+      <w:r>
+        <w:t xml:space="preserve"> </w:t>
+      </w:r>
+      <w:r>
+        <w:t xml:space="preserve">indica el estado de afiliación al sistema general de seguridad social en salud en que se encuentra la víctima. Contributivo (19.352; 41,7%), indeterminado o pendiente (15.462; 33,3%), subsidiado (10.123; 21,8%), no asegurado (1.024; 2,2%), excepción (252; 0,5%) o especial (160; 0,3%).</w:t>
+      </w:r>
+    </w:p>
+    <w:p>
+      <w:pPr>
+        <w:numPr>
+          <w:ilvl w:val="0"/>
+          <w:numId w:val="1003"/>
+        </w:numPr>
+      </w:pPr>
+      <w:r>
+        <w:rPr>
+          <w:b/>
+          <w:bCs/>
+        </w:rPr>
+        <w:t xml:space="preserve">Parentesco agresor:</w:t>
+      </w:r>
+      <w:r>
+        <w:t xml:space="preserve"> </w:t>
+      </w:r>
+      <w:r>
+        <w:t xml:space="preserve">indica el tipo de vínculo o relación de la víctima con el agresor. Entre ellas se encuentra: pareja(12.433; 26,8%), familiar(9.491; 20,5%), ex-pareja(4.664; 10,1%), conocido(4.193; 9%), desconocido(3.895; 8,4%), madre(3.480; 7,5%), padre(3.040; 6,6%), amigo(1.628; 3,5%), y otro(3.549; 7,7%).</w:t>
+      </w:r>
+    </w:p>
+    <w:p>
+      <w:pPr>
+        <w:pStyle w:val="FirstParagraph"/>
+      </w:pPr>
+      <w:r>
+        <w:drawing>
+          <wp:inline>
+            <wp:extent cx="5334000" cy="2667000"/>
+            <wp:effectExtent b="0" l="0" r="0" t="0"/>
+            <wp:docPr descr="" title="" id="23" name="Picture"/>
+            <a:graphic>
+              <a:graphicData uri="http://schemas.openxmlformats.org/drawingml/2006/picture">
+                <pic:pic>
+                  <pic:nvPicPr>
+                    <pic:cNvPr descr="report_results_files/figure-docx/unnamed-chunk-3-1.png" id="24" name="Picture"/>
+                    <pic:cNvPicPr>
+                      <a:picLocks noChangeArrowheads="1" noChangeAspect="1"/>
+                    </pic:cNvPicPr>
+                  </pic:nvPicPr>
+                  <pic:blipFill>
+                    <a:blip r:embed="rId22"/>
+                    <a:stretch>
+                      <a:fillRect/>
+                    </a:stretch>
+                  </pic:blipFill>
+                  <pic:spPr bwMode="auto">
+                    <a:xfrm>
+                      <a:off x="0" y="0"/>
+                      <a:ext cx="5334000" cy="2667000"/>
+                    </a:xfrm>
+                    <a:prstGeom prst="rect">
+                      <a:avLst/>
+                    </a:prstGeom>
+                    <a:noFill/>
+                    <a:ln w="9525">
+                      <a:noFill/>
+                      <a:headEnd/>
+                      <a:tailEnd/>
+                    </a:ln>
+                  </pic:spPr>
+                </pic:pic>
+              </a:graphicData>
+            </a:graphic>
+          </wp:inline>
+        </w:drawing>
+      </w:r>
+    </w:p>
+    <w:p>
+      <w:pPr>
+        <w:pStyle w:val="BodyText"/>
+      </w:pPr>
+      <w:r>
+        <w:rPr>
+          <w:b/>
+          <w:bCs/>
+          <w:i/>
+          <w:iCs/>
+        </w:rPr>
+        <w:t xml:space="preserve">Figura 1.</w:t>
+      </w:r>
+      <w:r>
+        <w:t xml:space="preserve"> </w:t>
+      </w:r>
+      <w:r>
+        <w:rPr>
+          <w:i/>
+          <w:iCs/>
+        </w:rPr>
+        <w:t xml:space="preserve">Proporciones de víctimas que recibieron o no atención en salud mental según tipo de violencia, hospitalización, tipo de afiliación al sistema de salud y condición de mujer cabeza de familia.</w:t>
+      </w:r>
+    </w:p>
+    <w:p>
+      <w:pPr>
+        <w:pStyle w:val="BodyText"/>
+      </w:pPr>
+      <w:r>
+        <w:t xml:space="preserve">Figura 1 sugiere que la violencia sexual tiene una fuerte influencia en la atención, el 88,7% (13.233) de las víctimas de este tipo de violencia recibió atención, una proporción considerablemente mayor en comparación con los demás tipos de violencia. En cuanto al</w:t>
+      </w:r>
+      <w:r>
+        <w:t xml:space="preserve"> </w:t>
+      </w:r>
+      <w:r>
+        <w:rPr>
+          <w:b/>
+          <w:bCs/>
+        </w:rPr>
+        <w:t xml:space="preserve">estado de afiliación al sistema de salud</w:t>
+      </w:r>
+      <w:r>
+        <w:t xml:space="preserve">, se observan proporciones altas de atención en la mayoría de los regímenes y en caso de no afiliación, en contraste con el estado de</w:t>
+      </w:r>
+      <w:r>
+        <w:t xml:space="preserve"> </w:t>
+      </w:r>
+      <w:r>
+        <w:rPr>
+          <w:b/>
+          <w:bCs/>
+        </w:rPr>
+        <w:t xml:space="preserve">afiliación indeterminada o pendiente</w:t>
+      </w:r>
+      <w:r>
+        <w:t xml:space="preserve">, donde solo el</w:t>
+      </w:r>
+      <w:r>
+        <w:t xml:space="preserve"> </w:t>
+      </w:r>
+      <w:r>
+        <w:rPr>
+          <w:b/>
+          <w:bCs/>
+        </w:rPr>
+        <w:t xml:space="preserve">1,6 % (245)</w:t>
+      </w:r>
+      <w:r>
+        <w:t xml:space="preserve"> </w:t>
+      </w:r>
+      <w:r>
+        <w:t xml:space="preserve">de las víctimas recibió atención. Finalmente, características como</w:t>
+      </w:r>
+      <w:r>
+        <w:t xml:space="preserve"> </w:t>
+      </w:r>
+      <w:r>
+        <w:rPr>
+          <w:b/>
+          <w:bCs/>
+        </w:rPr>
+        <w:t xml:space="preserve">ser mujer cabeza de familia</w:t>
+      </w:r>
+      <w:r>
+        <w:t xml:space="preserve"> </w:t>
+      </w:r>
+      <w:r>
+        <w:t xml:space="preserve">o haber requerido</w:t>
+      </w:r>
+      <w:r>
+        <w:t xml:space="preserve"> </w:t>
+      </w:r>
+      <w:r>
+        <w:rPr>
+          <w:b/>
+          <w:bCs/>
+        </w:rPr>
+        <w:t xml:space="preserve">hospitalización</w:t>
+      </w:r>
+      <w:r>
+        <w:t xml:space="preserve"> </w:t>
+      </w:r>
+      <w:r>
+        <w:t xml:space="preserve">presentan una mayor proporción de atención en salud mental: el</w:t>
+      </w:r>
+      <w:r>
+        <w:t xml:space="preserve"> </w:t>
+      </w:r>
+      <w:r>
+        <w:rPr>
+          <w:b/>
+          <w:bCs/>
+        </w:rPr>
+        <w:t xml:space="preserve">61,4 % (1.367)</w:t>
+      </w:r>
+      <w:r>
+        <w:t xml:space="preserve"> </w:t>
+      </w:r>
+      <w:r>
+        <w:t xml:space="preserve">de las mujeres que eran cabeza de hogar y el</w:t>
+      </w:r>
+      <w:r>
+        <w:t xml:space="preserve"> </w:t>
+      </w:r>
+      <w:r>
+        <w:rPr>
+          <w:b/>
+          <w:bCs/>
+        </w:rPr>
+        <w:t xml:space="preserve">89,4 % (4.484)</w:t>
+      </w:r>
+      <w:r>
+        <w:t xml:space="preserve"> </w:t>
+      </w:r>
+      <w:r>
+        <w:t xml:space="preserve">que fueron hospitalizadas recibieron este tipo de atención.</w:t>
+      </w:r>
+    </w:p>
+    <w:p>
+      <w:pPr>
+        <w:pStyle w:val="BodyText"/>
+      </w:pPr>
+      <w:r>
+        <w:t xml:space="preserve">En relación con las demás variables de interés, la proporción de víctimas que recibieron atención en salud mental entre sus distintas categorías no son tan notorias como en las variables anteriores, pero se destaca que el</w:t>
+      </w:r>
+      <w:r>
+        <w:t xml:space="preserve"> </w:t>
+      </w:r>
+      <w:r>
+        <w:rPr>
+          <w:b/>
+          <w:bCs/>
+        </w:rPr>
+        <w:t xml:space="preserve">74,0 % (111) de las víctimas cuyos agresores fueron identificados como intersexuales</w:t>
+      </w:r>
+      <w:r>
+        <w:t xml:space="preserve"> </w:t>
+      </w:r>
+      <w:r>
+        <w:t xml:space="preserve">accedieron a atención psicológica, aunque este grupo representa una parte muy pequeña del total de casos (0,3%). Asimismo, la proporción que sí recibió atención es mayor cuando la víctima no convivía con el agresor (14.769; 55,7%) y este fue identificado como amigo (1.286; 79%) o desconocido (2.822; 72,5%). En cuanto a las características del lugar donde sucedió el hecho, se evidencia mayor proporción de atención c</w:t>
+      </w:r>
+      <w:r>
+        <w:rPr>
+          <w:b/>
+          <w:bCs/>
+        </w:rPr>
+        <w:t xml:space="preserve">uando el hecho ocurrió en zonas rurales</w:t>
+      </w:r>
+      <w:r>
+        <w:t xml:space="preserve"> </w:t>
+      </w:r>
+      <w:r>
+        <w:t xml:space="preserve">(centro poblado; 54,9%, rural disperso; 61,8%) y el escenario fue un</w:t>
+      </w:r>
+      <w:r>
+        <w:t xml:space="preserve"> </w:t>
+      </w:r>
+      <w:r>
+        <w:rPr>
+          <w:b/>
+          <w:bCs/>
+        </w:rPr>
+        <w:t xml:space="preserve">establecimiento educativo</w:t>
+      </w:r>
+      <w:r>
+        <w:t xml:space="preserve"> </w:t>
+      </w:r>
+      <w:r>
+        <w:t xml:space="preserve">(481; 80,4%)</w:t>
+      </w:r>
+      <w:r>
+        <w:rPr>
+          <w:b/>
+          <w:bCs/>
+        </w:rPr>
+        <w:t xml:space="preserve">, una institución de salud</w:t>
+      </w:r>
+      <w:r>
+        <w:t xml:space="preserve"> </w:t>
+      </w:r>
+      <w:r>
+        <w:t xml:space="preserve">(83; 78,3%)</w:t>
+      </w:r>
+      <w:r>
+        <w:t xml:space="preserve"> </w:t>
+      </w:r>
+      <w:r>
+        <w:rPr>
+          <w:b/>
+          <w:bCs/>
+        </w:rPr>
+        <w:t xml:space="preserve">o un espacio abierto</w:t>
+      </w:r>
+      <w:r>
+        <w:t xml:space="preserve"> </w:t>
+      </w:r>
+      <w:r>
+        <w:t xml:space="preserve">(290; 77,1%).</w:t>
+      </w:r>
+    </w:p>
+    <w:p>
+      <w:pPr>
+        <w:pStyle w:val="BodyText"/>
+      </w:pPr>
+      <w:r>
+        <w:t xml:space="preserve">Ahora bien, también se incluyó una variable cuantitativa: la</w:t>
+      </w:r>
+      <w:r>
+        <w:t xml:space="preserve"> </w:t>
+      </w:r>
+      <w:r>
+        <w:rPr>
+          <w:b/>
+          <w:bCs/>
+        </w:rPr>
+        <w:t xml:space="preserve">edad cumplida</w:t>
+      </w:r>
+      <w:r>
+        <w:t xml:space="preserve"> </w:t>
+      </w:r>
+      <w:r>
+        <w:t xml:space="preserve">de la víctima al momento del registro del caso. En la Figura 2 se observa que las víctimas que</w:t>
+      </w:r>
+      <w:r>
+        <w:t xml:space="preserve"> </w:t>
+      </w:r>
+      <w:r>
+        <w:rPr>
+          <w:b/>
+          <w:bCs/>
+        </w:rPr>
+        <w:t xml:space="preserve">sí recibieron atención en salud mental tienden a ser más jóvenes</w:t>
+      </w:r>
+      <w:r>
+        <w:t xml:space="preserve"> </w:t>
+      </w:r>
+      <w:r>
+        <w:t xml:space="preserve">en comparación con aquellas que no la recibieron. Esto se refleja en una</w:t>
+      </w:r>
+      <w:r>
+        <w:t xml:space="preserve"> </w:t>
+      </w:r>
+      <w:r>
+        <w:rPr>
+          <w:b/>
+          <w:bCs/>
+        </w:rPr>
+        <w:t xml:space="preserve">mediana de edad más baja</w:t>
+      </w:r>
+      <w:r>
+        <w:t xml:space="preserve"> </w:t>
+      </w:r>
+      <w:r>
+        <w:t xml:space="preserve">y en una mayor concentración de casos entre aproximadamente entre los</w:t>
+      </w:r>
+      <w:r>
+        <w:t xml:space="preserve"> </w:t>
+      </w:r>
+      <w:r>
+        <w:rPr>
+          <w:b/>
+          <w:bCs/>
+        </w:rPr>
+        <w:t xml:space="preserve">11 y 28 años</w:t>
+      </w:r>
+      <w:r>
+        <w:t xml:space="preserve">. En contraste, las víctimas que no accedieron a esta atención presentan una</w:t>
+      </w:r>
+      <w:r>
+        <w:t xml:space="preserve"> </w:t>
+      </w:r>
+      <w:r>
+        <w:rPr>
+          <w:b/>
+          <w:bCs/>
+        </w:rPr>
+        <w:t xml:space="preserve">distribución de edades más amplia</w:t>
+      </w:r>
+      <w:r>
+        <w:t xml:space="preserve">, con mayor densidad en</w:t>
+      </w:r>
+      <w:r>
+        <w:t xml:space="preserve"> </w:t>
+      </w:r>
+      <w:r>
+        <w:rPr>
+          <w:b/>
+          <w:bCs/>
+        </w:rPr>
+        <w:t xml:space="preserve">edades intermedias (20-40 años)</w:t>
+      </w:r>
+      <w:r>
+        <w:t xml:space="preserve">. Estos resultados sugieren que</w:t>
+      </w:r>
+      <w:r>
+        <w:t xml:space="preserve"> </w:t>
+      </w:r>
+      <w:r>
+        <w:rPr>
+          <w:b/>
+          <w:bCs/>
+        </w:rPr>
+        <w:t xml:space="preserve">la edad podría influir en la posibilidad de recibir atención psicológica</w:t>
+      </w:r>
+      <w:r>
+        <w:t xml:space="preserve">.</w:t>
+      </w:r>
+    </w:p>
+    <w:p>
+      <w:pPr>
+        <w:pStyle w:val="BodyText"/>
+      </w:pPr>
+      <w:r>
+        <w:drawing>
+          <wp:inline>
+            <wp:extent cx="5334000" cy="2667000"/>
+            <wp:effectExtent b="0" l="0" r="0" t="0"/>
+            <wp:docPr descr="" title="" id="26" name="Picture"/>
+            <a:graphic>
+              <a:graphicData uri="http://schemas.openxmlformats.org/drawingml/2006/picture">
+                <pic:pic>
+                  <pic:nvPicPr>
+                    <pic:cNvPr descr="report_results_files/figure-docx/unnamed-chunk-4-1.png" id="27" name="Picture"/>
+                    <pic:cNvPicPr>
+                      <a:picLocks noChangeArrowheads="1" noChangeAspect="1"/>
+                    </pic:cNvPicPr>
+                  </pic:nvPicPr>
+                  <pic:blipFill>
+                    <a:blip r:embed="rId25"/>
+                    <a:stretch>
+                      <a:fillRect/>
+                    </a:stretch>
+                  </pic:blipFill>
+                  <pic:spPr bwMode="auto">
+                    <a:xfrm>
+                      <a:off x="0" y="0"/>
+                      <a:ext cx="5334000" cy="2667000"/>
+                    </a:xfrm>
+                    <a:prstGeom prst="rect">
+                      <a:avLst/>
+                    </a:prstGeom>
+                    <a:noFill/>
+                    <a:ln w="9525">
+                      <a:noFill/>
+                      <a:headEnd/>
+                      <a:tailEnd/>
+                    </a:ln>
+                  </pic:spPr>
+                </pic:pic>
+              </a:graphicData>
+            </a:graphic>
+          </wp:inline>
+        </w:drawing>
+      </w:r>
+    </w:p>
+    <w:p>
+      <w:pPr>
+        <w:pStyle w:val="BodyText"/>
+      </w:pPr>
+      <w:r>
+        <w:rPr>
+          <w:b/>
+          <w:bCs/>
+          <w:i/>
+          <w:iCs/>
+        </w:rPr>
+        <w:t xml:space="preserve">Figura 2.</w:t>
+      </w:r>
+      <w:r>
+        <w:t xml:space="preserve"> </w:t>
+      </w:r>
+      <w:r>
+        <w:rPr>
+          <w:i/>
+          <w:iCs/>
+        </w:rPr>
+        <w:t xml:space="preserve">Distribución de la edad de las víctimas según atención en salud mental.</w:t>
+      </w:r>
+    </w:p>
+    <w:bookmarkEnd w:id="28"/>
+    <w:bookmarkStart w:id="29" w:name="análisis-inferencial-mariana"/>
     <w:p>
       <w:pPr>
         <w:pStyle w:val="Heading2"/>
@@ -235,8 +1679,8 @@
         <w:t xml:space="preserve">Análisis inferencial: Mariana</w:t>
       </w:r>
     </w:p>
-    <w:bookmarkEnd w:id="23"/>
-    <w:bookmarkStart w:id="29" w:name="materiales-y-métodos"/>
+    <w:bookmarkEnd w:id="29"/>
+    <w:bookmarkStart w:id="35" w:name="materiales-y-métodos"/>
     <w:p>
       <w:pPr>
         <w:pStyle w:val="Heading2"/>
@@ -245,7 +1689,7 @@
         <w:t xml:space="preserve">Materiales y métodos</w:t>
       </w:r>
     </w:p>
-    <w:bookmarkStart w:id="24" w:name="modelo-de-regresión-logística"/>
+    <w:bookmarkStart w:id="30" w:name="modelo-de-regresión-logística"/>
     <w:p>
       <w:pPr>
         <w:pStyle w:val="Heading3"/>
@@ -312,7 +1756,23 @@
         <w:t xml:space="preserve"> </w:t>
       </w:r>
       <w:r>
-        <w:t xml:space="preserve">(no) atención psicológica tras el hecho de violencia. El modelo analiza diversas características relacionadas con la víctima, el agresor y el contexto, y estima cómo cada una de estas variables influye en dicha probabilidad.</w:t>
+        <w:t xml:space="preserve">(no) atención psicológica tras el hecho de violencia.</w:t>
+      </w:r>
+      <w:r>
+        <w:t xml:space="preserve"> </w:t>
+      </w:r>
+      <w:r>
+        <w:rPr>
+          <w:b/>
+          <w:bCs/>
+        </w:rPr>
+        <w:t xml:space="preserve">El modelo analiza diversas características relacionadas con la víctima, el agresor y el contexto,</w:t>
+      </w:r>
+      <w:r>
+        <w:t xml:space="preserve"> </w:t>
+      </w:r>
+      <w:r>
+        <w:t xml:space="preserve">y estima cómo cada una de estas variables influye en dicha probabilidad.</w:t>
       </w:r>
     </w:p>
     <w:p>
@@ -1023,8 +2483,8 @@
         <w:t xml:space="preserve">es el intercepto del modelo.</w:t>
       </w:r>
     </w:p>
-    <w:bookmarkEnd w:id="24"/>
-    <w:bookmarkStart w:id="25" w:name="enfoque-bayesiano"/>
+    <w:bookmarkEnd w:id="30"/>
+    <w:bookmarkStart w:id="31" w:name="enfoque-bayesiano"/>
     <w:p>
       <w:pPr>
         <w:pStyle w:val="Heading3"/>
@@ -1398,7 +2858,7 @@
         <w:pStyle w:val="BodyText"/>
       </w:pPr>
       <w:r>
-        <w:t xml:space="preserve">Se incluyeron 10 variables predictoras, que dieron lugar a la estimación de 34 parámetros (33 coeficientes y un intercepto).</w:t>
+        <w:t xml:space="preserve">Se incluyeron entonces 10 variables predictoras, que dieron lugar a la estimación de 34 parámetros (33 coeficientes y un intercepto).</w:t>
       </w:r>
     </w:p>
     <w:p>
@@ -1479,8 +2939,8 @@
         <w:t xml:space="preserve">.</w:t>
       </w:r>
     </w:p>
-    <w:bookmarkEnd w:id="25"/>
-    <w:bookmarkStart w:id="26" w:name="razón-de-odds-odds-ratio"/>
+    <w:bookmarkEnd w:id="31"/>
+    <w:bookmarkStart w:id="32" w:name="razón-de-odds-odds-ratio"/>
     <w:p>
       <w:pPr>
         <w:pStyle w:val="Heading3"/>
@@ -1822,8 +3282,8 @@
         <w:t xml:space="preserve">** FALTA TABLA Y RESULTADOS**</w:t>
       </w:r>
     </w:p>
-    <w:bookmarkEnd w:id="26"/>
-    <w:bookmarkStart w:id="28" w:name="medidas-de-desempeño-auc-y-curva-roc"/>
+    <w:bookmarkEnd w:id="32"/>
+    <w:bookmarkStart w:id="34" w:name="medidas-de-desempeño-auc-y-curva-roc"/>
     <w:p>
       <w:pPr>
         <w:pStyle w:val="Heading3"/>
@@ -2056,7 +3516,7 @@
         <w:t xml:space="preserve">Por tanto, el AUC actúa como un resumen numérico de la capacidad del modelo para clasificar correctamente los casos.</w:t>
       </w:r>
     </w:p>
-    <w:bookmarkStart w:id="27" w:name="resultado-del-estudio"/>
+    <w:bookmarkStart w:id="33" w:name="resultado-del-estudio"/>
     <w:p>
       <w:pPr>
         <w:pStyle w:val="Heading4"/>
@@ -2106,10 +3566,10 @@
         <w:t xml:space="preserve">** FALTA TABLA Y RESULTADOS**</w:t>
       </w:r>
     </w:p>
-    <w:bookmarkEnd w:id="27"/>
-    <w:bookmarkEnd w:id="28"/>
-    <w:bookmarkEnd w:id="29"/>
-    <w:bookmarkStart w:id="30" w:name="conclusiones-sobre-resultados"/>
+    <w:bookmarkEnd w:id="33"/>
+    <w:bookmarkEnd w:id="34"/>
+    <w:bookmarkEnd w:id="35"/>
+    <w:bookmarkStart w:id="36" w:name="conclusiones-sobre-resultados"/>
     <w:p>
       <w:pPr>
         <w:pStyle w:val="Heading2"/>
@@ -2134,8 +3594,8 @@
         <w:t xml:space="preserve">Estos hallazgos son claves para diseñar estrategias que mejoren la cobertura y eficacia de los programas de atención, así como para fortalecer políticas públicas que promuevan la denuncia y garanticen el acceso oportuno a los servicios de salud mental, especialmente en poblaciones vulnerables.</w:t>
       </w:r>
     </w:p>
-    <w:bookmarkEnd w:id="30"/>
-    <w:bookmarkEnd w:id="31"/>
+    <w:bookmarkEnd w:id="36"/>
+    <w:bookmarkEnd w:id="37"/>
     <w:sectPr/>
   </w:body>
 </w:document>

--- a/reports/LM_article/report_results.docx
+++ b/reports/LM_article/report_results.docx
@@ -3282,6 +3282,30 @@
         <w:t xml:space="preserve">** FALTA TABLA Y RESULTADOS**</w:t>
       </w:r>
     </w:p>
+    <w:p>
+      <w:pPr>
+        <w:pStyle w:val="BodyText"/>
+      </w:pPr>
+      <w:r>
+        <w:t xml:space="preserve">En la tabla anterior se especifican con detalle las características que aumentan o disminuyen la probabilidad de que una víctima reciba atención en salud mental tras un evento de violencia de género.</w:t>
+      </w:r>
+    </w:p>
+    <w:p>
+      <w:pPr>
+        <w:pStyle w:val="BodyText"/>
+      </w:pPr>
+      <w:r>
+        <w:t xml:space="preserve">En general, se observa que la probabilidad de recibir atención en salud mental disminuye ligeramente a edades más altas. Por otra parte, esta probabilidad, aumenta significativamente en mujeres cabeza de familia, en casos de violencia sexual, cuando el hecho ocurre en centros poblados o en instituciones como hospitales o escuelas, y cuando el agresor es alguien cercano o identificable. Otro factor influyente es la característica de hospitalización de la víctima, pues esta eleva la probabilidad de atención.</w:t>
+      </w:r>
+    </w:p>
+    <w:p>
+      <w:pPr>
+        <w:pStyle w:val="BodyText"/>
+      </w:pPr>
+      <w:r>
+        <w:t xml:space="preserve">Sin embargo, el factor que más efecto tiene en la probabilidad, es la afiliación a cualquier tipo de seguridad social, incluso en personas no aseguradas, lo que resalta la importancia del vínculo con el sistema de salud para garantizar el acceso a servicios psicológicos.</w:t>
+      </w:r>
+    </w:p>
     <w:bookmarkEnd w:id="32"/>
     <w:bookmarkStart w:id="34" w:name="medidas-de-desempeño-auc-y-curva-roc"/>
     <w:p>

--- a/reports/LM_article/report_results.docx
+++ b/reports/LM_article/report_results.docx
@@ -39,22 +39,13 @@
         <w:pStyle w:val="Date"/>
       </w:pPr>
       <w:r>
-        <w:t xml:space="preserve">2025-05-18</w:t>
-      </w:r>
-    </w:p>
-    <w:bookmarkStart w:id="37" w:name="modelo-de-regresión-logístico-bayesiano"/>
+        <w:t xml:space="preserve">2025-05-19</w:t>
+      </w:r>
+    </w:p>
+    <w:bookmarkStart w:id="21" w:name="base-de-datos"/>
     <w:p>
       <w:pPr>
         <w:pStyle w:val="Heading1"/>
-      </w:pPr>
-      <w:r>
-        <w:t xml:space="preserve">Modelo de regresión logístico bayesiano</w:t>
-      </w:r>
-    </w:p>
-    <w:bookmarkStart w:id="21" w:name="base-de-datos"/>
-    <w:p>
-      <w:pPr>
-        <w:pStyle w:val="Heading2"/>
       </w:pPr>
       <w:r>
         <w:t xml:space="preserve">Base de datos:</w:t>
@@ -135,7 +126,7 @@
     <w:bookmarkStart w:id="28" w:name="análisis-descriptivo"/>
     <w:p>
       <w:pPr>
-        <w:pStyle w:val="Heading2"/>
+        <w:pStyle w:val="Heading1"/>
       </w:pPr>
       <w:r>
         <w:t xml:space="preserve">Análisis descriptivo:</w:t>
@@ -325,23 +316,7 @@
         <w:pStyle w:val="FirstParagraph"/>
       </w:pPr>
       <w:r>
-        <w:t xml:space="preserve">Además, para cuantificar la fuerza de la asociación entre las variables, se calculó el coeficiente V de Cramér, que varía entre 0 (sin asociación) y 1 (asociación fuerte). Con base en los resultados de estas pruebas estadísticas, y considerando la relevancia teórica de cada variable dentro del contexto de la violencia de género, se seleccionaron como variables predictoras</w:t>
-      </w:r>
-      <w:r>
-        <w:t xml:space="preserve"> </w:t>
-      </w:r>
-      <w:r>
-        <w:rPr>
-          <w:b/>
-          <w:bCs/>
-        </w:rPr>
-        <w:t xml:space="preserve">nueve variables cualitativas</w:t>
-      </w:r>
-      <w:r>
-        <w:t xml:space="preserve"> </w:t>
-      </w:r>
-      <w:r>
-        <w:t xml:space="preserve">que presentaron asociación estadísticamente significativa con la atención en salud mental.</w:t>
+        <w:t xml:space="preserve">Además, para cuantificar la fuerza de la asociación entre las variables, se calculó el coeficiente V de Cramér, que varía entre 0 (sin asociación) y 1 (asociación fuerte). Con base en los resultados de estas pruebas estadísticas, y considerando la relevancia teórica de cada variable dentro del contexto de la violencia de género, se seleccionaron como variables predictoras nueve variables cualitativas que presentaron asociación estadísticamente significativa con la atención en salud mental.</w:t>
       </w:r>
     </w:p>
     <w:tbl>
@@ -1007,7 +982,7 @@
           <w:i/>
           <w:iCs/>
         </w:rPr>
-        <w:t xml:space="preserve">Resultados de las pruebas de asociación entre variables cualitativas y la atención en salud.</w:t>
+        <w:t xml:space="preserve">Resultados de las pruebas de asociación entre atención en salud y variables cualitativas seleccionadas.</w:t>
       </w:r>
     </w:p>
     <w:p>
@@ -1015,23 +990,7 @@
         <w:pStyle w:val="BodyText"/>
       </w:pPr>
       <w:r>
-        <w:t xml:space="preserve">En la</w:t>
-      </w:r>
-      <w:r>
-        <w:t xml:space="preserve"> </w:t>
-      </w:r>
-      <w:r>
-        <w:rPr>
-          <w:b/>
-          <w:bCs/>
-        </w:rPr>
-        <w:t xml:space="preserve">Tabla 1</w:t>
-      </w:r>
-      <w:r>
-        <w:t xml:space="preserve"> </w:t>
-      </w:r>
-      <w:r>
-        <w:t xml:space="preserve">se presentan estas variables ordenadas de mayor a menor según el valor del coeficiente de Cramér. Para cada una se indica la prueba estadística aplicada, el valor del estadístico y su valor-p correspondiente. A continuación, se describen estas variables y su composición en la base de datos analizada:</w:t>
+        <w:t xml:space="preserve">A continuación, se describen estas variables y su composición en la base de datos analizada:</w:t>
       </w:r>
     </w:p>
     <w:p>
@@ -1094,7 +1053,7 @@
         <w:t xml:space="preserve"> </w:t>
       </w:r>
       <w:r>
-        <w:t xml:space="preserve">indica si el área donde ocurrió el caso corresponde a una cabecera municipal ( 45.344; 97,8%), centro poblado (893; 1,9%) o zona rural dispersa (136; 0,3%).</w:t>
+        <w:t xml:space="preserve">indica si el área donde ocurrió el caso corresponde a una cabecera municipal (45.344; 97,8%), centro poblado (893; 1,9%) o zona rural dispersa (136; 0,3%).</w:t>
       </w:r>
     </w:p>
     <w:p>
@@ -1299,113 +1258,7 @@
         <w:pStyle w:val="BodyText"/>
       </w:pPr>
       <w:r>
-        <w:t xml:space="preserve">Figura 1 sugiere que la violencia sexual tiene una fuerte influencia en la atención, el 88,7% (13.233) de las víctimas de este tipo de violencia recibió atención, una proporción considerablemente mayor en comparación con los demás tipos de violencia. En cuanto al</w:t>
-      </w:r>
-      <w:r>
-        <w:t xml:space="preserve"> </w:t>
-      </w:r>
-      <w:r>
-        <w:rPr>
-          <w:b/>
-          <w:bCs/>
-        </w:rPr>
-        <w:t xml:space="preserve">estado de afiliación al sistema de salud</w:t>
-      </w:r>
-      <w:r>
-        <w:t xml:space="preserve">, se observan proporciones altas de atención en la mayoría de los regímenes y en caso de no afiliación, en contraste con el estado de</w:t>
-      </w:r>
-      <w:r>
-        <w:t xml:space="preserve"> </w:t>
-      </w:r>
-      <w:r>
-        <w:rPr>
-          <w:b/>
-          <w:bCs/>
-        </w:rPr>
-        <w:t xml:space="preserve">afiliación indeterminada o pendiente</w:t>
-      </w:r>
-      <w:r>
-        <w:t xml:space="preserve">, donde solo el</w:t>
-      </w:r>
-      <w:r>
-        <w:t xml:space="preserve"> </w:t>
-      </w:r>
-      <w:r>
-        <w:rPr>
-          <w:b/>
-          <w:bCs/>
-        </w:rPr>
-        <w:t xml:space="preserve">1,6 % (245)</w:t>
-      </w:r>
-      <w:r>
-        <w:t xml:space="preserve"> </w:t>
-      </w:r>
-      <w:r>
-        <w:t xml:space="preserve">de las víctimas recibió atención. Finalmente, características como</w:t>
-      </w:r>
-      <w:r>
-        <w:t xml:space="preserve"> </w:t>
-      </w:r>
-      <w:r>
-        <w:rPr>
-          <w:b/>
-          <w:bCs/>
-        </w:rPr>
-        <w:t xml:space="preserve">ser mujer cabeza de familia</w:t>
-      </w:r>
-      <w:r>
-        <w:t xml:space="preserve"> </w:t>
-      </w:r>
-      <w:r>
-        <w:t xml:space="preserve">o haber requerido</w:t>
-      </w:r>
-      <w:r>
-        <w:t xml:space="preserve"> </w:t>
-      </w:r>
-      <w:r>
-        <w:rPr>
-          <w:b/>
-          <w:bCs/>
-        </w:rPr>
-        <w:t xml:space="preserve">hospitalización</w:t>
-      </w:r>
-      <w:r>
-        <w:t xml:space="preserve"> </w:t>
-      </w:r>
-      <w:r>
-        <w:t xml:space="preserve">presentan una mayor proporción de atención en salud mental: el</w:t>
-      </w:r>
-      <w:r>
-        <w:t xml:space="preserve"> </w:t>
-      </w:r>
-      <w:r>
-        <w:rPr>
-          <w:b/>
-          <w:bCs/>
-        </w:rPr>
-        <w:t xml:space="preserve">61,4 % (1.367)</w:t>
-      </w:r>
-      <w:r>
-        <w:t xml:space="preserve"> </w:t>
-      </w:r>
-      <w:r>
-        <w:t xml:space="preserve">de las mujeres que eran cabeza de hogar y el</w:t>
-      </w:r>
-      <w:r>
-        <w:t xml:space="preserve"> </w:t>
-      </w:r>
-      <w:r>
-        <w:rPr>
-          <w:b/>
-          <w:bCs/>
-        </w:rPr>
-        <w:t xml:space="preserve">89,4 % (4.484)</w:t>
-      </w:r>
-      <w:r>
-        <w:t xml:space="preserve"> </w:t>
-      </w:r>
-      <w:r>
-        <w:t xml:space="preserve">que fueron hospitalizadas recibieron este tipo de atención.</w:t>
+        <w:t xml:space="preserve">Figura 1 sugiere que la violencia sexual tiene una fuerte influencia en la atención, el 88,7% (13.233) de las víctimas de este tipo de violencia recibió atención, una proporción considerablemente mayor en comparación con los demás tipos de violencia. En cuanto al estado de afiliación al sistema de salud, se observan proporciones altas de atención en la mayoría de los regímenes y en caso de no afiliación, en contraste con el estado de afiliación indeterminada o pendiente, donde solo el 1,6 % (245) de las víctimas recibió atención. Finalmente, características como ser mujer cabeza de familia o haber requerido hospitalización presentan una mayor proporción de atención en salud mental: el 61,4 % (1.367) de las mujeres que eran cabeza de hogar y el 89,4 % (4.484) que fueron hospitalizadas recibieron este tipo de atención.</w:t>
       </w:r>
     </w:p>
     <w:p>
@@ -1413,81 +1266,7 @@
         <w:pStyle w:val="BodyText"/>
       </w:pPr>
       <w:r>
-        <w:t xml:space="preserve">En relación con las demás variables de interés, la proporción de víctimas que recibieron atención en salud mental entre sus distintas categorías no son tan notorias como en las variables anteriores, pero se destaca que el</w:t>
-      </w:r>
-      <w:r>
-        <w:t xml:space="preserve"> </w:t>
-      </w:r>
-      <w:r>
-        <w:rPr>
-          <w:b/>
-          <w:bCs/>
-        </w:rPr>
-        <w:t xml:space="preserve">74,0 % (111) de las víctimas cuyos agresores fueron identificados como intersexuales</w:t>
-      </w:r>
-      <w:r>
-        <w:t xml:space="preserve"> </w:t>
-      </w:r>
-      <w:r>
-        <w:t xml:space="preserve">accedieron a atención psicológica, aunque este grupo representa una parte muy pequeña del total de casos (0,3%). Asimismo, la proporción que sí recibió atención es mayor cuando la víctima no convivía con el agresor (14.769; 55,7%) y este fue identificado como amigo (1.286; 79%) o desconocido (2.822; 72,5%). En cuanto a las características del lugar donde sucedió el hecho, se evidencia mayor proporción de atención c</w:t>
-      </w:r>
-      <w:r>
-        <w:rPr>
-          <w:b/>
-          <w:bCs/>
-        </w:rPr>
-        <w:t xml:space="preserve">uando el hecho ocurrió en zonas rurales</w:t>
-      </w:r>
-      <w:r>
-        <w:t xml:space="preserve"> </w:t>
-      </w:r>
-      <w:r>
-        <w:t xml:space="preserve">(centro poblado; 54,9%, rural disperso; 61,8%) y el escenario fue un</w:t>
-      </w:r>
-      <w:r>
-        <w:t xml:space="preserve"> </w:t>
-      </w:r>
-      <w:r>
-        <w:rPr>
-          <w:b/>
-          <w:bCs/>
-        </w:rPr>
-        <w:t xml:space="preserve">establecimiento educativo</w:t>
-      </w:r>
-      <w:r>
-        <w:t xml:space="preserve"> </w:t>
-      </w:r>
-      <w:r>
-        <w:t xml:space="preserve">(481; 80,4%)</w:t>
-      </w:r>
-      <w:r>
-        <w:rPr>
-          <w:b/>
-          <w:bCs/>
-        </w:rPr>
-        <w:t xml:space="preserve">, una institución de salud</w:t>
-      </w:r>
-      <w:r>
-        <w:t xml:space="preserve"> </w:t>
-      </w:r>
-      <w:r>
-        <w:t xml:space="preserve">(83; 78,3%)</w:t>
-      </w:r>
-      <w:r>
-        <w:t xml:space="preserve"> </w:t>
-      </w:r>
-      <w:r>
-        <w:rPr>
-          <w:b/>
-          <w:bCs/>
-        </w:rPr>
-        <w:t xml:space="preserve">o un espacio abierto</w:t>
-      </w:r>
-      <w:r>
-        <w:t xml:space="preserve"> </w:t>
-      </w:r>
-      <w:r>
-        <w:t xml:space="preserve">(290; 77,1%).</w:t>
+        <w:t xml:space="preserve">En relación con las demás variables de interés, la proporción de víctimas que recibieron atención en salud mental entre sus distintas categorías no son tan notorias como en las variables anteriores, pero se destaca que el 74,0 % (111) de las víctimas cuyos agresores fueron identificados como intersexuales accedieron a atención psicológica, aunque este grupo representa una parte muy pequeña del total de casos (0,3%). Asimismo, la proporción de mujeres que sí recibió atención es mayor cuando la víctima no convivía con el agresor (14.769; 55,7%) y este fue identificado como amigo (1.286; 79%) o desconocido (2.822; 72,5%). En cuanto a las características del lugar donde sucedió el hecho, se evidencia mayor proporción de atención cuando el hecho ocurrió en zonas rurales (centro poblado; 54,9%, rural disperso; 61,8%) y el escenario fue un establecimiento educativo (481; 80,4%), una institución de salud (83; 78,3%) o un espacio abierto (290; 77,1%).</w:t>
       </w:r>
     </w:p>
     <w:p>
@@ -1495,107 +1274,7 @@
         <w:pStyle w:val="BodyText"/>
       </w:pPr>
       <w:r>
-        <w:t xml:space="preserve">Ahora bien, también se incluyó una variable cuantitativa: la</w:t>
-      </w:r>
-      <w:r>
-        <w:t xml:space="preserve"> </w:t>
-      </w:r>
-      <w:r>
-        <w:rPr>
-          <w:b/>
-          <w:bCs/>
-        </w:rPr>
-        <w:t xml:space="preserve">edad cumplida</w:t>
-      </w:r>
-      <w:r>
-        <w:t xml:space="preserve"> </w:t>
-      </w:r>
-      <w:r>
-        <w:t xml:space="preserve">de la víctima al momento del registro del caso. En la Figura 2 se observa que las víctimas que</w:t>
-      </w:r>
-      <w:r>
-        <w:t xml:space="preserve"> </w:t>
-      </w:r>
-      <w:r>
-        <w:rPr>
-          <w:b/>
-          <w:bCs/>
-        </w:rPr>
-        <w:t xml:space="preserve">sí recibieron atención en salud mental tienden a ser más jóvenes</w:t>
-      </w:r>
-      <w:r>
-        <w:t xml:space="preserve"> </w:t>
-      </w:r>
-      <w:r>
-        <w:t xml:space="preserve">en comparación con aquellas que no la recibieron. Esto se refleja en una</w:t>
-      </w:r>
-      <w:r>
-        <w:t xml:space="preserve"> </w:t>
-      </w:r>
-      <w:r>
-        <w:rPr>
-          <w:b/>
-          <w:bCs/>
-        </w:rPr>
-        <w:t xml:space="preserve">mediana de edad más baja</w:t>
-      </w:r>
-      <w:r>
-        <w:t xml:space="preserve"> </w:t>
-      </w:r>
-      <w:r>
-        <w:t xml:space="preserve">y en una mayor concentración de casos entre aproximadamente entre los</w:t>
-      </w:r>
-      <w:r>
-        <w:t xml:space="preserve"> </w:t>
-      </w:r>
-      <w:r>
-        <w:rPr>
-          <w:b/>
-          <w:bCs/>
-        </w:rPr>
-        <w:t xml:space="preserve">11 y 28 años</w:t>
-      </w:r>
-      <w:r>
-        <w:t xml:space="preserve">. En contraste, las víctimas que no accedieron a esta atención presentan una</w:t>
-      </w:r>
-      <w:r>
-        <w:t xml:space="preserve"> </w:t>
-      </w:r>
-      <w:r>
-        <w:rPr>
-          <w:b/>
-          <w:bCs/>
-        </w:rPr>
-        <w:t xml:space="preserve">distribución de edades más amplia</w:t>
-      </w:r>
-      <w:r>
-        <w:t xml:space="preserve">, con mayor densidad en</w:t>
-      </w:r>
-      <w:r>
-        <w:t xml:space="preserve"> </w:t>
-      </w:r>
-      <w:r>
-        <w:rPr>
-          <w:b/>
-          <w:bCs/>
-        </w:rPr>
-        <w:t xml:space="preserve">edades intermedias (20-40 años)</w:t>
-      </w:r>
-      <w:r>
-        <w:t xml:space="preserve">. Estos resultados sugieren que</w:t>
-      </w:r>
-      <w:r>
-        <w:t xml:space="preserve"> </w:t>
-      </w:r>
-      <w:r>
-        <w:rPr>
-          <w:b/>
-          <w:bCs/>
-        </w:rPr>
-        <w:t xml:space="preserve">la edad podría influir en la posibilidad de recibir atención psicológica</w:t>
-      </w:r>
-      <w:r>
-        <w:t xml:space="preserve">.</w:t>
+        <w:t xml:space="preserve">Ahora bien, también se incluyó una variable cuantitativa: la edad cumplida de la víctima al momento del registro del caso. En la Figura 2 se observa que las víctimas que sí recibieron atención en salud mental tienden a ser más jóvenes en comparación con aquellas que no la recibieron. Esto se evidencia en una mediana de edad más baja y en una mayor concentración de casos aproximadamente entre los 11 y 28 años. En contraste, las víctimas que no accedieron a esta atención presentan una distribución de edades más amplia, con mayor densidad en edades intermedias (20-40 años). Estos resultados sugieren que la edad podría influir en la posibilidad de recibir atención psicológica.</w:t>
       </w:r>
     </w:p>
     <w:p>
@@ -1670,26 +1349,25 @@
       </w:r>
     </w:p>
     <w:bookmarkEnd w:id="28"/>
-    <w:bookmarkStart w:id="29" w:name="análisis-inferencial-mariana"/>
+    <w:bookmarkStart w:id="35" w:name="análisis-inferencial"/>
+    <w:p>
+      <w:pPr>
+        <w:pStyle w:val="Heading1"/>
+      </w:pPr>
+      <w:r>
+        <w:t xml:space="preserve">Análisis inferencial:</w:t>
+      </w:r>
+    </w:p>
+    <w:bookmarkStart w:id="34" w:name="materiales-y-métodos"/>
     <w:p>
       <w:pPr>
         <w:pStyle w:val="Heading2"/>
       </w:pPr>
       <w:r>
-        <w:t xml:space="preserve">Análisis inferencial: Mariana</w:t>
-      </w:r>
-    </w:p>
-    <w:bookmarkEnd w:id="29"/>
-    <w:bookmarkStart w:id="35" w:name="materiales-y-métodos"/>
-    <w:p>
-      <w:pPr>
-        <w:pStyle w:val="Heading2"/>
-      </w:pPr>
-      <w:r>
         <w:t xml:space="preserve">Materiales y métodos</w:t>
       </w:r>
     </w:p>
-    <w:bookmarkStart w:id="30" w:name="modelo-de-regresión-logística"/>
+    <w:bookmarkStart w:id="29" w:name="modelo-de-regresión-logística"/>
     <w:p>
       <w:pPr>
         <w:pStyle w:val="Heading3"/>
@@ -2483,8 +2161,8 @@
         <w:t xml:space="preserve">es el intercepto del modelo.</w:t>
       </w:r>
     </w:p>
-    <w:bookmarkEnd w:id="30"/>
-    <w:bookmarkStart w:id="31" w:name="enfoque-bayesiano"/>
+    <w:bookmarkEnd w:id="29"/>
+    <w:bookmarkStart w:id="30" w:name="enfoque-bayesiano"/>
     <w:p>
       <w:pPr>
         <w:pStyle w:val="Heading3"/>
@@ -2939,8 +2617,8 @@
         <w:t xml:space="preserve">.</w:t>
       </w:r>
     </w:p>
-    <w:bookmarkEnd w:id="31"/>
-    <w:bookmarkStart w:id="32" w:name="razón-de-odds-odds-ratio"/>
+    <w:bookmarkEnd w:id="30"/>
+    <w:bookmarkStart w:id="31" w:name="razón-de-odds-odds-ratio"/>
     <w:p>
       <w:pPr>
         <w:pStyle w:val="Heading3"/>
@@ -3306,8 +2984,8 @@
         <w:t xml:space="preserve">Sin embargo, el factor que más efecto tiene en la probabilidad, es la afiliación a cualquier tipo de seguridad social, incluso en personas no aseguradas, lo que resalta la importancia del vínculo con el sistema de salud para garantizar el acceso a servicios psicológicos.</w:t>
       </w:r>
     </w:p>
-    <w:bookmarkEnd w:id="32"/>
-    <w:bookmarkStart w:id="34" w:name="medidas-de-desempeño-auc-y-curva-roc"/>
+    <w:bookmarkEnd w:id="31"/>
+    <w:bookmarkStart w:id="33" w:name="medidas-de-desempeño-auc-y-curva-roc"/>
     <w:p>
       <w:pPr>
         <w:pStyle w:val="Heading3"/>
@@ -3540,7 +3218,7 @@
         <w:t xml:space="preserve">Por tanto, el AUC actúa como un resumen numérico de la capacidad del modelo para clasificar correctamente los casos.</w:t>
       </w:r>
     </w:p>
-    <w:bookmarkStart w:id="33" w:name="resultado-del-estudio"/>
+    <w:bookmarkStart w:id="32" w:name="resultado-del-estudio"/>
     <w:p>
       <w:pPr>
         <w:pStyle w:val="Heading4"/>
@@ -3590,13 +3268,14 @@
         <w:t xml:space="preserve">** FALTA TABLA Y RESULTADOS**</w:t>
       </w:r>
     </w:p>
+    <w:bookmarkEnd w:id="32"/>
     <w:bookmarkEnd w:id="33"/>
     <w:bookmarkEnd w:id="34"/>
     <w:bookmarkEnd w:id="35"/>
     <w:bookmarkStart w:id="36" w:name="conclusiones-sobre-resultados"/>
     <w:p>
       <w:pPr>
-        <w:pStyle w:val="Heading2"/>
+        <w:pStyle w:val="Heading1"/>
       </w:pPr>
       <w:r>
         <w:t xml:space="preserve">Conclusiones sobre resultados</w:t>
@@ -3619,7 +3298,6 @@
       </w:r>
     </w:p>
     <w:bookmarkEnd w:id="36"/>
-    <w:bookmarkEnd w:id="37"/>
     <w:sectPr/>
   </w:body>
 </w:document>

--- a/reports/LM_article/report_results.docx
+++ b/reports/LM_article/report_results.docx
@@ -431,7 +431,7 @@
               <w:jc w:val="right"/>
             </w:pPr>
             <w:r>
-              <w:t xml:space="preserve">18021.43459</w:t>
+              <w:t xml:space="preserve">18021.43</w:t>
             </w:r>
           </w:p>
         </w:tc>
@@ -493,7 +493,7 @@
               <w:jc w:val="right"/>
             </w:pPr>
             <w:r>
-              <w:t xml:space="preserve">17908.96563</w:t>
+              <w:t xml:space="preserve">17908.97</w:t>
             </w:r>
           </w:p>
         </w:tc>
@@ -555,7 +555,7 @@
               <w:jc w:val="right"/>
             </w:pPr>
             <w:r>
-              <w:t xml:space="preserve">4392.22552</w:t>
+              <w:t xml:space="preserve">4392.23</w:t>
             </w:r>
           </w:p>
         </w:tc>
@@ -617,7 +617,7 @@
               <w:jc w:val="right"/>
             </w:pPr>
             <w:r>
-              <w:t xml:space="preserve">4222.46496</w:t>
+              <w:t xml:space="preserve">4222.46</w:t>
             </w:r>
           </w:p>
         </w:tc>
@@ -679,7 +679,7 @@
               <w:jc w:val="right"/>
             </w:pPr>
             <w:r>
-              <w:t xml:space="preserve">4232.34032</w:t>
+              <w:t xml:space="preserve">4232.34</w:t>
             </w:r>
           </w:p>
         </w:tc>
@@ -741,7 +741,7 @@
               <w:jc w:val="right"/>
             </w:pPr>
             <w:r>
-              <w:t xml:space="preserve">2651.40161</w:t>
+              <w:t xml:space="preserve">2651.40</w:t>
             </w:r>
           </w:p>
         </w:tc>
@@ -803,7 +803,7 @@
               <w:jc w:val="right"/>
             </w:pPr>
             <w:r>
-              <w:t xml:space="preserve">1471.83101</w:t>
+              <w:t xml:space="preserve">1471.83</w:t>
             </w:r>
           </w:p>
         </w:tc>
@@ -865,7 +865,7 @@
               <w:jc w:val="right"/>
             </w:pPr>
             <w:r>
-              <w:t xml:space="preserve">239.71142</w:t>
+              <w:t xml:space="preserve">239.71</w:t>
             </w:r>
           </w:p>
         </w:tc>
@@ -927,7 +927,7 @@
               <w:jc w:val="right"/>
             </w:pPr>
             <w:r>
-              <w:t xml:space="preserve">48.03074</w:t>
+              <w:t xml:space="preserve">48.03</w:t>
             </w:r>
           </w:p>
         </w:tc>
@@ -1258,7 +1258,7 @@
         <w:pStyle w:val="BodyText"/>
       </w:pPr>
       <w:r>
-        <w:t xml:space="preserve">Figura 1 sugiere que la violencia sexual tiene una fuerte influencia en la atención, el 88,7% (13.233) de las víctimas de este tipo de violencia recibió atención, una proporción considerablemente mayor en comparación con los demás tipos de violencia. En cuanto al estado de afiliación al sistema de salud, se observan proporciones altas de atención en la mayoría de los regímenes y en caso de no afiliación, en contraste con el estado de afiliación indeterminada o pendiente, donde solo el 1,6 % (245) de las víctimas recibió atención. Finalmente, características como ser mujer cabeza de familia o haber requerido hospitalización presentan una mayor proporción de atención en salud mental: el 61,4 % (1.367) de las mujeres que eran cabeza de hogar y el 89,4 % (4.484) que fueron hospitalizadas recibieron este tipo de atención.</w:t>
+        <w:t xml:space="preserve">Figura 1 sugiere que la violencia sexual tiene una fuerte influencia en la atención, el 88,7% (13.233) de las víctimas de este tipo de violencia recibió atención, una proporción considerablemente mayor en comparación con los demás tipos de violencia. En cuanto al estado de afiliación al sistema de salud, se observan proporciones altas de atención en la mayoría de los regímenes y en caso de no afiliación, en contraste con el estado de afiliación indeterminada o pendiente, donde solo el 1,6% (245) de las víctimas recibió atención. Finalmente, características como ser mujer cabeza de familia o haber requerido hospitalización presentan una mayor proporción de atención en salud mental: el 61,4% (1.367) de las mujeres que eran cabeza de hogar y el 89,4% (4.484) que fueron hospitalizadas recibieron este tipo de atención.</w:t>
       </w:r>
     </w:p>
     <w:p>
@@ -1266,7 +1266,7 @@
         <w:pStyle w:val="BodyText"/>
       </w:pPr>
       <w:r>
-        <w:t xml:space="preserve">En relación con las demás variables de interés, la proporción de víctimas que recibieron atención en salud mental entre sus distintas categorías no son tan notorias como en las variables anteriores, pero se destaca que el 74,0 % (111) de las víctimas cuyos agresores fueron identificados como intersexuales accedieron a atención psicológica, aunque este grupo representa una parte muy pequeña del total de casos (0,3%). Asimismo, la proporción de mujeres que sí recibió atención es mayor cuando la víctima no convivía con el agresor (14.769; 55,7%) y este fue identificado como amigo (1.286; 79%) o desconocido (2.822; 72,5%). En cuanto a las características del lugar donde sucedió el hecho, se evidencia mayor proporción de atención cuando el hecho ocurrió en zonas rurales (centro poblado; 54,9%, rural disperso; 61,8%) y el escenario fue un establecimiento educativo (481; 80,4%), una institución de salud (83; 78,3%) o un espacio abierto (290; 77,1%).</w:t>
+        <w:t xml:space="preserve">En relación con las demás variables de interés, la proporción de víctimas que recibieron atención en salud mental entre sus distintas categorías no son tan notorias como en las variables anteriores, pero se destaca que el 74,0% (111) de las víctimas cuyos agresores fueron identificados como intersexuales accedieron a atención psicológica, aunque este grupo representa una parte muy pequeña del total de casos (0,3%). Asimismo, la proporción de mujeres que sí recibió atención es mayor cuando la víctima no convivía con el agresor (14.769; 55,7%) y este fue identificado como amigo (1.286; 79%) o desconocido (2.822; 72,5%). En cuanto a las características del lugar donde sucedió el hecho, se evidencia mayor proporción de atención cuando el hecho ocurrió en zonas rurales (centro poblado; 54,9%, rural disperso; 61,8%) y el escenario fue un establecimiento educativo (481; 80,4%), una institución de salud (83; 78,3%) o un espacio abierto (290; 77,1%).</w:t>
       </w:r>
     </w:p>
     <w:p>
@@ -2960,6 +2960,1349 @@
         <w:t xml:space="preserve">** FALTA TABLA Y RESULTADOS**</w:t>
       </w:r>
     </w:p>
+    <w:tbl>
+      <w:tblPr>
+        <w:tblStyle w:val="Table"/>
+        <w:tblW w:type="pct" w:w="5000"/>
+        <w:tblLayout w:type="fixed"/>
+        <w:tblLook w:firstRow="1" w:lastRow="0" w:firstColumn="0" w:lastColumn="0" w:noHBand="0" w:noVBand="0" w:val="0020"/>
+      </w:tblPr>
+      <w:tblGrid>
+        <w:gridCol w:w="900"/>
+        <w:gridCol w:w="1800"/>
+        <w:gridCol w:w="990"/>
+        <w:gridCol w:w="900"/>
+        <w:gridCol w:w="2340"/>
+        <w:gridCol w:w="990"/>
+      </w:tblGrid>
+      <w:tr>
+        <w:trPr>
+          <w:tblHeader w:val="on"/>
+        </w:trPr>
+        <w:tc>
+          <w:tcPr/>
+          <w:p>
+            <w:pPr>
+              <w:pStyle w:val="Compact"/>
+              <w:jc w:val="left"/>
+            </w:pPr>
+            <w:r>
+              <w:t xml:space="preserve">Parámetro</w:t>
+            </w:r>
+          </w:p>
+        </w:tc>
+        <w:tc>
+          <w:tcPr/>
+          <w:p>
+            <w:pPr>
+              <w:pStyle w:val="Compact"/>
+              <w:jc w:val="left"/>
+            </w:pPr>
+            <w:r>
+              <w:t xml:space="preserve">Categoría</w:t>
+            </w:r>
+          </w:p>
+        </w:tc>
+        <w:tc>
+          <w:tcPr/>
+          <w:p>
+            <w:pPr>
+              <w:pStyle w:val="Compact"/>
+              <w:jc w:val="right"/>
+            </w:pPr>
+            <w:r>
+              <w:t xml:space="preserve">Odds Ratio</w:t>
+            </w:r>
+          </w:p>
+        </w:tc>
+        <w:tc>
+          <w:tcPr/>
+          <w:p>
+            <w:pPr>
+              <w:pStyle w:val="Compact"/>
+              <w:jc w:val="left"/>
+            </w:pPr>
+            <w:r>
+              <w:t xml:space="preserve">Parámetro</w:t>
+            </w:r>
+          </w:p>
+        </w:tc>
+        <w:tc>
+          <w:tcPr/>
+          <w:p>
+            <w:pPr>
+              <w:pStyle w:val="Compact"/>
+              <w:jc w:val="left"/>
+            </w:pPr>
+            <w:r>
+              <w:t xml:space="preserve">Categoría</w:t>
+            </w:r>
+          </w:p>
+        </w:tc>
+        <w:tc>
+          <w:tcPr/>
+          <w:p>
+            <w:pPr>
+              <w:pStyle w:val="Compact"/>
+              <w:jc w:val="right"/>
+            </w:pPr>
+            <w:r>
+              <w:t xml:space="preserve">Odds Ratio</w:t>
+            </w:r>
+          </w:p>
+        </w:tc>
+      </w:tr>
+      <w:tr>
+        <w:tc>
+          <w:tcPr/>
+          <w:p>
+            <w:pPr>
+              <w:pStyle w:val="Compact"/>
+              <w:jc w:val="left"/>
+            </w:pPr>
+            <w:r>
+              <w:t xml:space="preserve">β1</w:t>
+            </w:r>
+          </w:p>
+        </w:tc>
+        <w:tc>
+          <w:tcPr/>
+          <w:p>
+            <w:pPr>
+              <w:pStyle w:val="Compact"/>
+              <w:jc w:val="left"/>
+            </w:pPr>
+            <w:r>
+              <w:t xml:space="preserve">Edad víctima</w:t>
+            </w:r>
+          </w:p>
+        </w:tc>
+        <w:tc>
+          <w:tcPr/>
+          <w:p>
+            <w:pPr>
+              <w:pStyle w:val="Compact"/>
+              <w:jc w:val="right"/>
+            </w:pPr>
+            <w:r>
+              <w:t xml:space="preserve">0.99</w:t>
+            </w:r>
+          </w:p>
+        </w:tc>
+        <w:tc>
+          <w:tcPr/>
+          <w:p>
+            <w:pPr>
+              <w:pStyle w:val="Compact"/>
+              <w:jc w:val="left"/>
+            </w:pPr>
+            <w:r>
+              <w:t xml:space="preserve">β18</w:t>
+            </w:r>
+          </w:p>
+        </w:tc>
+        <w:tc>
+          <w:tcPr/>
+          <w:p>
+            <w:pPr>
+              <w:pStyle w:val="Compact"/>
+              <w:jc w:val="left"/>
+            </w:pPr>
+            <w:r>
+              <w:t xml:space="preserve">Convivencia agresor</w:t>
+            </w:r>
+          </w:p>
+        </w:tc>
+        <w:tc>
+          <w:tcPr/>
+          <w:p>
+            <w:pPr>
+              <w:pStyle w:val="Compact"/>
+              <w:jc w:val="right"/>
+            </w:pPr>
+            <w:r>
+              <w:t xml:space="preserve">0.99</w:t>
+            </w:r>
+          </w:p>
+        </w:tc>
+      </w:tr>
+      <w:tr>
+        <w:tc>
+          <w:tcPr/>
+          <w:p>
+            <w:pPr>
+              <w:pStyle w:val="Compact"/>
+              <w:jc w:val="left"/>
+            </w:pPr>
+            <w:r>
+              <w:t xml:space="preserve">β2</w:t>
+            </w:r>
+          </w:p>
+        </w:tc>
+        <w:tc>
+          <w:tcPr/>
+          <w:p>
+            <w:pPr>
+              <w:pStyle w:val="Compact"/>
+              <w:jc w:val="left"/>
+            </w:pPr>
+            <w:r>
+              <w:t xml:space="preserve">Jefatura hogar</w:t>
+            </w:r>
+          </w:p>
+        </w:tc>
+        <w:tc>
+          <w:tcPr/>
+          <w:p>
+            <w:pPr>
+              <w:pStyle w:val="Compact"/>
+              <w:jc w:val="right"/>
+            </w:pPr>
+            <w:r>
+              <w:t xml:space="preserve">1.44</w:t>
+            </w:r>
+          </w:p>
+        </w:tc>
+        <w:tc>
+          <w:tcPr/>
+          <w:p>
+            <w:pPr>
+              <w:pStyle w:val="Compact"/>
+              <w:jc w:val="left"/>
+            </w:pPr>
+            <w:r>
+              <w:t xml:space="preserve">β19</w:t>
+            </w:r>
+          </w:p>
+        </w:tc>
+        <w:tc>
+          <w:tcPr/>
+          <w:p>
+            <w:pPr>
+              <w:pStyle w:val="Compact"/>
+              <w:jc w:val="left"/>
+            </w:pPr>
+            <w:r>
+              <w:t xml:space="preserve">Hospitalización</w:t>
+            </w:r>
+          </w:p>
+        </w:tc>
+        <w:tc>
+          <w:tcPr/>
+          <w:p>
+            <w:pPr>
+              <w:pStyle w:val="Compact"/>
+              <w:jc w:val="right"/>
+            </w:pPr>
+            <w:r>
+              <w:t xml:space="preserve">4.45</w:t>
+            </w:r>
+          </w:p>
+        </w:tc>
+      </w:tr>
+      <w:tr>
+        <w:tc>
+          <w:tcPr/>
+          <w:p>
+            <w:pPr>
+              <w:pStyle w:val="Compact"/>
+              <w:jc w:val="left"/>
+            </w:pPr>
+            <w:r>
+              <w:t xml:space="preserve">β3</w:t>
+            </w:r>
+          </w:p>
+        </w:tc>
+        <w:tc>
+          <w:tcPr/>
+          <w:p>
+            <w:pPr>
+              <w:pStyle w:val="Compact"/>
+              <w:jc w:val="left"/>
+            </w:pPr>
+            <w:r>
+              <w:t xml:space="preserve">V.física</w:t>
+            </w:r>
+          </w:p>
+        </w:tc>
+        <w:tc>
+          <w:tcPr/>
+          <w:p>
+            <w:pPr>
+              <w:pStyle w:val="Compact"/>
+              <w:jc w:val="right"/>
+            </w:pPr>
+            <w:r>
+              <w:t xml:space="preserve">3.33</w:t>
+            </w:r>
+          </w:p>
+        </w:tc>
+        <w:tc>
+          <w:tcPr/>
+          <w:p>
+            <w:pPr>
+              <w:pStyle w:val="Compact"/>
+              <w:jc w:val="left"/>
+            </w:pPr>
+            <w:r>
+              <w:t xml:space="preserve">β20</w:t>
+            </w:r>
+          </w:p>
+        </w:tc>
+        <w:tc>
+          <w:tcPr/>
+          <w:p>
+            <w:pPr>
+              <w:pStyle w:val="Compact"/>
+              <w:jc w:val="left"/>
+            </w:pPr>
+            <w:r>
+              <w:t xml:space="preserve">Esc.deportivo/recreativo</w:t>
+            </w:r>
+          </w:p>
+        </w:tc>
+        <w:tc>
+          <w:tcPr/>
+          <w:p>
+            <w:pPr>
+              <w:pStyle w:val="Compact"/>
+              <w:jc w:val="right"/>
+            </w:pPr>
+            <w:r>
+              <w:t xml:space="preserve">0.80</w:t>
+            </w:r>
+          </w:p>
+        </w:tc>
+      </w:tr>
+      <w:tr>
+        <w:tc>
+          <w:tcPr/>
+          <w:p>
+            <w:pPr>
+              <w:pStyle w:val="Compact"/>
+              <w:jc w:val="left"/>
+            </w:pPr>
+            <w:r>
+              <w:t xml:space="preserve">β4</w:t>
+            </w:r>
+          </w:p>
+        </w:tc>
+        <w:tc>
+          <w:tcPr/>
+          <w:p>
+            <w:pPr>
+              <w:pStyle w:val="Compact"/>
+              <w:jc w:val="left"/>
+            </w:pPr>
+            <w:r>
+              <w:t xml:space="preserve">V.psicológica</w:t>
+            </w:r>
+          </w:p>
+        </w:tc>
+        <w:tc>
+          <w:tcPr/>
+          <w:p>
+            <w:pPr>
+              <w:pStyle w:val="Compact"/>
+              <w:jc w:val="right"/>
+            </w:pPr>
+            <w:r>
+              <w:t xml:space="preserve">2.61</w:t>
+            </w:r>
+          </w:p>
+        </w:tc>
+        <w:tc>
+          <w:tcPr/>
+          <w:p>
+            <w:pPr>
+              <w:pStyle w:val="Compact"/>
+              <w:jc w:val="left"/>
+            </w:pPr>
+            <w:r>
+              <w:t xml:space="preserve">β21</w:t>
+            </w:r>
+          </w:p>
+        </w:tc>
+        <w:tc>
+          <w:tcPr/>
+          <w:p>
+            <w:pPr>
+              <w:pStyle w:val="Compact"/>
+              <w:jc w:val="left"/>
+            </w:pPr>
+            <w:r>
+              <w:t xml:space="preserve">Esc. Comercio y servicios</w:t>
+            </w:r>
+          </w:p>
+        </w:tc>
+        <w:tc>
+          <w:tcPr/>
+          <w:p>
+            <w:pPr>
+              <w:pStyle w:val="Compact"/>
+              <w:jc w:val="right"/>
+            </w:pPr>
+            <w:r>
+              <w:t xml:space="preserve">0.97</w:t>
+            </w:r>
+          </w:p>
+        </w:tc>
+      </w:tr>
+      <w:tr>
+        <w:tc>
+          <w:tcPr/>
+          <w:p>
+            <w:pPr>
+              <w:pStyle w:val="Compact"/>
+              <w:jc w:val="left"/>
+            </w:pPr>
+            <w:r>
+              <w:t xml:space="preserve">β5</w:t>
+            </w:r>
+          </w:p>
+        </w:tc>
+        <w:tc>
+          <w:tcPr/>
+          <w:p>
+            <w:pPr>
+              <w:pStyle w:val="Compact"/>
+              <w:jc w:val="left"/>
+            </w:pPr>
+            <w:r>
+              <w:t xml:space="preserve">V.sexual</w:t>
+            </w:r>
+          </w:p>
+        </w:tc>
+        <w:tc>
+          <w:tcPr/>
+          <w:p>
+            <w:pPr>
+              <w:pStyle w:val="Compact"/>
+              <w:jc w:val="right"/>
+            </w:pPr>
+            <w:r>
+              <w:t xml:space="preserve">22.56</w:t>
+            </w:r>
+          </w:p>
+        </w:tc>
+        <w:tc>
+          <w:tcPr/>
+          <w:p>
+            <w:pPr>
+              <w:pStyle w:val="Compact"/>
+              <w:jc w:val="left"/>
+            </w:pPr>
+            <w:r>
+              <w:t xml:space="preserve">β22</w:t>
+            </w:r>
+          </w:p>
+        </w:tc>
+        <w:tc>
+          <w:tcPr/>
+          <w:p>
+            <w:pPr>
+              <w:pStyle w:val="Compact"/>
+              <w:jc w:val="left"/>
+            </w:pPr>
+            <w:r>
+              <w:t xml:space="preserve">Espacios abiertos</w:t>
+            </w:r>
+          </w:p>
+        </w:tc>
+        <w:tc>
+          <w:tcPr/>
+          <w:p>
+            <w:pPr>
+              <w:pStyle w:val="Compact"/>
+              <w:jc w:val="right"/>
+            </w:pPr>
+            <w:r>
+              <w:t xml:space="preserve">0.97</w:t>
+            </w:r>
+          </w:p>
+        </w:tc>
+      </w:tr>
+      <w:tr>
+        <w:tc>
+          <w:tcPr/>
+          <w:p>
+            <w:pPr>
+              <w:pStyle w:val="Compact"/>
+              <w:jc w:val="left"/>
+            </w:pPr>
+            <w:r>
+              <w:t xml:space="preserve">β6</w:t>
+            </w:r>
+          </w:p>
+        </w:tc>
+        <w:tc>
+          <w:tcPr/>
+          <w:p>
+            <w:pPr>
+              <w:pStyle w:val="Compact"/>
+              <w:jc w:val="left"/>
+            </w:pPr>
+            <w:r>
+              <w:t xml:space="preserve">Área:centro poblado</w:t>
+            </w:r>
+          </w:p>
+        </w:tc>
+        <w:tc>
+          <w:tcPr/>
+          <w:p>
+            <w:pPr>
+              <w:pStyle w:val="Compact"/>
+              <w:jc w:val="right"/>
+            </w:pPr>
+            <w:r>
+              <w:t xml:space="preserve">1.56</w:t>
+            </w:r>
+          </w:p>
+        </w:tc>
+        <w:tc>
+          <w:tcPr/>
+          <w:p>
+            <w:pPr>
+              <w:pStyle w:val="Compact"/>
+              <w:jc w:val="left"/>
+            </w:pPr>
+            <w:r>
+              <w:t xml:space="preserve">β23</w:t>
+            </w:r>
+          </w:p>
+        </w:tc>
+        <w:tc>
+          <w:tcPr/>
+          <w:p>
+            <w:pPr>
+              <w:pStyle w:val="Compact"/>
+              <w:jc w:val="left"/>
+            </w:pPr>
+            <w:r>
+              <w:t xml:space="preserve">Esc.educativo</w:t>
+            </w:r>
+          </w:p>
+        </w:tc>
+        <w:tc>
+          <w:tcPr/>
+          <w:p>
+            <w:pPr>
+              <w:pStyle w:val="Compact"/>
+              <w:jc w:val="right"/>
+            </w:pPr>
+            <w:r>
+              <w:t xml:space="preserve">1.66</w:t>
+            </w:r>
+          </w:p>
+        </w:tc>
+      </w:tr>
+      <w:tr>
+        <w:tc>
+          <w:tcPr/>
+          <w:p>
+            <w:pPr>
+              <w:pStyle w:val="Compact"/>
+              <w:jc w:val="left"/>
+            </w:pPr>
+            <w:r>
+              <w:t xml:space="preserve">β7</w:t>
+            </w:r>
+          </w:p>
+        </w:tc>
+        <w:tc>
+          <w:tcPr/>
+          <w:p>
+            <w:pPr>
+              <w:pStyle w:val="Compact"/>
+              <w:jc w:val="left"/>
+            </w:pPr>
+            <w:r>
+              <w:t xml:space="preserve">Área:rural disperso</w:t>
+            </w:r>
+          </w:p>
+        </w:tc>
+        <w:tc>
+          <w:tcPr/>
+          <w:p>
+            <w:pPr>
+              <w:pStyle w:val="Compact"/>
+              <w:jc w:val="right"/>
+            </w:pPr>
+            <w:r>
+              <w:t xml:space="preserve">1.53</w:t>
+            </w:r>
+          </w:p>
+        </w:tc>
+        <w:tc>
+          <w:tcPr/>
+          <w:p>
+            <w:pPr>
+              <w:pStyle w:val="Compact"/>
+              <w:jc w:val="left"/>
+            </w:pPr>
+            <w:r>
+              <w:t xml:space="preserve">β24</w:t>
+            </w:r>
+          </w:p>
+        </w:tc>
+        <w:tc>
+          <w:tcPr/>
+          <w:p>
+            <w:pPr>
+              <w:pStyle w:val="Compact"/>
+              <w:jc w:val="left"/>
+            </w:pPr>
+            <w:r>
+              <w:t xml:space="preserve">Institución de salud</w:t>
+            </w:r>
+          </w:p>
+        </w:tc>
+        <w:tc>
+          <w:tcPr/>
+          <w:p>
+            <w:pPr>
+              <w:pStyle w:val="Compact"/>
+              <w:jc w:val="right"/>
+            </w:pPr>
+            <w:r>
+              <w:t xml:space="preserve">3.83</w:t>
+            </w:r>
+          </w:p>
+        </w:tc>
+      </w:tr>
+      <w:tr>
+        <w:tc>
+          <w:tcPr/>
+          <w:p>
+            <w:pPr>
+              <w:pStyle w:val="Compact"/>
+              <w:jc w:val="left"/>
+            </w:pPr>
+            <w:r>
+              <w:t xml:space="preserve">β8</w:t>
+            </w:r>
+          </w:p>
+        </w:tc>
+        <w:tc>
+          <w:tcPr/>
+          <w:p>
+            <w:pPr>
+              <w:pStyle w:val="Compact"/>
+              <w:jc w:val="left"/>
+            </w:pPr>
+            <w:r>
+              <w:t xml:space="preserve">Agresor femenino</w:t>
+            </w:r>
+          </w:p>
+        </w:tc>
+        <w:tc>
+          <w:tcPr/>
+          <w:p>
+            <w:pPr>
+              <w:pStyle w:val="Compact"/>
+              <w:jc w:val="right"/>
+            </w:pPr>
+            <w:r>
+              <w:t xml:space="preserve">0.70</w:t>
+            </w:r>
+          </w:p>
+        </w:tc>
+        <w:tc>
+          <w:tcPr/>
+          <w:p>
+            <w:pPr>
+              <w:pStyle w:val="Compact"/>
+              <w:jc w:val="left"/>
+            </w:pPr>
+            <w:r>
+              <w:t xml:space="preserve">β25</w:t>
+            </w:r>
+          </w:p>
+        </w:tc>
+        <w:tc>
+          <w:tcPr/>
+          <w:p>
+            <w:pPr>
+              <w:pStyle w:val="Compact"/>
+              <w:jc w:val="left"/>
+            </w:pPr>
+            <w:r>
+              <w:t xml:space="preserve">Esc.laboral</w:t>
+            </w:r>
+          </w:p>
+        </w:tc>
+        <w:tc>
+          <w:tcPr/>
+          <w:p>
+            <w:pPr>
+              <w:pStyle w:val="Compact"/>
+              <w:jc w:val="right"/>
+            </w:pPr>
+            <w:r>
+              <w:t xml:space="preserve">1.49</w:t>
+            </w:r>
+          </w:p>
+        </w:tc>
+      </w:tr>
+      <w:tr>
+        <w:tc>
+          <w:tcPr/>
+          <w:p>
+            <w:pPr>
+              <w:pStyle w:val="Compact"/>
+              <w:jc w:val="left"/>
+            </w:pPr>
+            <w:r>
+              <w:t xml:space="preserve">β9</w:t>
+            </w:r>
+          </w:p>
+        </w:tc>
+        <w:tc>
+          <w:tcPr/>
+          <w:p>
+            <w:pPr>
+              <w:pStyle w:val="Compact"/>
+              <w:jc w:val="left"/>
+            </w:pPr>
+            <w:r>
+              <w:t xml:space="preserve">Agresor Masculino</w:t>
+            </w:r>
+          </w:p>
+        </w:tc>
+        <w:tc>
+          <w:tcPr/>
+          <w:p>
+            <w:pPr>
+              <w:pStyle w:val="Compact"/>
+              <w:jc w:val="right"/>
+            </w:pPr>
+            <w:r>
+              <w:t xml:space="preserve">1.06</w:t>
+            </w:r>
+          </w:p>
+        </w:tc>
+        <w:tc>
+          <w:tcPr/>
+          <w:p>
+            <w:pPr>
+              <w:pStyle w:val="Compact"/>
+              <w:jc w:val="left"/>
+            </w:pPr>
+            <w:r>
+              <w:t xml:space="preserve">β26</w:t>
+            </w:r>
+          </w:p>
+        </w:tc>
+        <w:tc>
+          <w:tcPr/>
+          <w:p>
+            <w:pPr>
+              <w:pStyle w:val="Compact"/>
+              <w:jc w:val="left"/>
+            </w:pPr>
+            <w:r>
+              <w:t xml:space="preserve">Esc.con alcohol</w:t>
+            </w:r>
+          </w:p>
+        </w:tc>
+        <w:tc>
+          <w:tcPr/>
+          <w:p>
+            <w:pPr>
+              <w:pStyle w:val="Compact"/>
+              <w:jc w:val="right"/>
+            </w:pPr>
+            <w:r>
+              <w:t xml:space="preserve">0.98</w:t>
+            </w:r>
+          </w:p>
+        </w:tc>
+      </w:tr>
+      <w:tr>
+        <w:tc>
+          <w:tcPr/>
+          <w:p>
+            <w:pPr>
+              <w:pStyle w:val="Compact"/>
+              <w:jc w:val="left"/>
+            </w:pPr>
+            <w:r>
+              <w:t xml:space="preserve">β10</w:t>
+            </w:r>
+          </w:p>
+        </w:tc>
+        <w:tc>
+          <w:tcPr/>
+          <w:p>
+            <w:pPr>
+              <w:pStyle w:val="Compact"/>
+              <w:jc w:val="left"/>
+            </w:pPr>
+            <w:r>
+              <w:t xml:space="preserve">Pareja</w:t>
+            </w:r>
+          </w:p>
+        </w:tc>
+        <w:tc>
+          <w:tcPr/>
+          <w:p>
+            <w:pPr>
+              <w:pStyle w:val="Compact"/>
+              <w:jc w:val="right"/>
+            </w:pPr>
+            <w:r>
+              <w:t xml:space="preserve">1.10</w:t>
+            </w:r>
+          </w:p>
+        </w:tc>
+        <w:tc>
+          <w:tcPr/>
+          <w:p>
+            <w:pPr>
+              <w:pStyle w:val="Compact"/>
+              <w:jc w:val="left"/>
+            </w:pPr>
+            <w:r>
+              <w:t xml:space="preserve">β27</w:t>
+            </w:r>
+          </w:p>
+        </w:tc>
+        <w:tc>
+          <w:tcPr/>
+          <w:p>
+            <w:pPr>
+              <w:pStyle w:val="Compact"/>
+              <w:jc w:val="left"/>
+            </w:pPr>
+            <w:r>
+              <w:t xml:space="preserve">Vía Pública</w:t>
+            </w:r>
+          </w:p>
+        </w:tc>
+        <w:tc>
+          <w:tcPr/>
+          <w:p>
+            <w:pPr>
+              <w:pStyle w:val="Compact"/>
+              <w:jc w:val="right"/>
+            </w:pPr>
+            <w:r>
+              <w:t xml:space="preserve">1.02</w:t>
+            </w:r>
+          </w:p>
+        </w:tc>
+      </w:tr>
+      <w:tr>
+        <w:tc>
+          <w:tcPr/>
+          <w:p>
+            <w:pPr>
+              <w:pStyle w:val="Compact"/>
+              <w:jc w:val="left"/>
+            </w:pPr>
+            <w:r>
+              <w:t xml:space="preserve">β11</w:t>
+            </w:r>
+          </w:p>
+        </w:tc>
+        <w:tc>
+          <w:tcPr/>
+          <w:p>
+            <w:pPr>
+              <w:pStyle w:val="Compact"/>
+              <w:jc w:val="left"/>
+            </w:pPr>
+            <w:r>
+              <w:t xml:space="preserve">Familiar</w:t>
+            </w:r>
+          </w:p>
+        </w:tc>
+        <w:tc>
+          <w:tcPr/>
+          <w:p>
+            <w:pPr>
+              <w:pStyle w:val="Compact"/>
+              <w:jc w:val="right"/>
+            </w:pPr>
+            <w:r>
+              <w:t xml:space="preserve">1.10</w:t>
+            </w:r>
+          </w:p>
+        </w:tc>
+        <w:tc>
+          <w:tcPr/>
+          <w:p>
+            <w:pPr>
+              <w:pStyle w:val="Compact"/>
+              <w:jc w:val="left"/>
+            </w:pPr>
+            <w:r>
+              <w:t xml:space="preserve">β28</w:t>
+            </w:r>
+          </w:p>
+        </w:tc>
+        <w:tc>
+          <w:tcPr/>
+          <w:p>
+            <w:pPr>
+              <w:pStyle w:val="Compact"/>
+              <w:jc w:val="left"/>
+            </w:pPr>
+            <w:r>
+              <w:t xml:space="preserve">Vivienda</w:t>
+            </w:r>
+          </w:p>
+        </w:tc>
+        <w:tc>
+          <w:tcPr/>
+          <w:p>
+            <w:pPr>
+              <w:pStyle w:val="Compact"/>
+              <w:jc w:val="right"/>
+            </w:pPr>
+            <w:r>
+              <w:t xml:space="preserve">1.15</w:t>
+            </w:r>
+          </w:p>
+        </w:tc>
+      </w:tr>
+      <w:tr>
+        <w:tc>
+          <w:tcPr/>
+          <w:p>
+            <w:pPr>
+              <w:pStyle w:val="Compact"/>
+              <w:jc w:val="left"/>
+            </w:pPr>
+            <w:r>
+              <w:t xml:space="preserve">β12</w:t>
+            </w:r>
+          </w:p>
+        </w:tc>
+        <w:tc>
+          <w:tcPr/>
+          <w:p>
+            <w:pPr>
+              <w:pStyle w:val="Compact"/>
+              <w:jc w:val="left"/>
+            </w:pPr>
+            <w:r>
+              <w:t xml:space="preserve">Ex-pareja</w:t>
+            </w:r>
+          </w:p>
+        </w:tc>
+        <w:tc>
+          <w:tcPr/>
+          <w:p>
+            <w:pPr>
+              <w:pStyle w:val="Compact"/>
+              <w:jc w:val="right"/>
+            </w:pPr>
+            <w:r>
+              <w:t xml:space="preserve">1.11</w:t>
+            </w:r>
+          </w:p>
+        </w:tc>
+        <w:tc>
+          <w:tcPr/>
+          <w:p>
+            <w:pPr>
+              <w:pStyle w:val="Compact"/>
+              <w:jc w:val="left"/>
+            </w:pPr>
+            <w:r>
+              <w:t xml:space="preserve">β29</w:t>
+            </w:r>
+          </w:p>
+        </w:tc>
+        <w:tc>
+          <w:tcPr/>
+          <w:p>
+            <w:pPr>
+              <w:pStyle w:val="Compact"/>
+              <w:jc w:val="left"/>
+            </w:pPr>
+            <w:r>
+              <w:t xml:space="preserve">SS:contributivo</w:t>
+            </w:r>
+          </w:p>
+        </w:tc>
+        <w:tc>
+          <w:tcPr/>
+          <w:p>
+            <w:pPr>
+              <w:pStyle w:val="Compact"/>
+              <w:jc w:val="right"/>
+            </w:pPr>
+            <w:r>
+              <w:t xml:space="preserve">41.20</w:t>
+            </w:r>
+          </w:p>
+        </w:tc>
+      </w:tr>
+      <w:tr>
+        <w:tc>
+          <w:tcPr/>
+          <w:p>
+            <w:pPr>
+              <w:pStyle w:val="Compact"/>
+              <w:jc w:val="left"/>
+            </w:pPr>
+            <w:r>
+              <w:t xml:space="preserve">β13</w:t>
+            </w:r>
+          </w:p>
+        </w:tc>
+        <w:tc>
+          <w:tcPr/>
+          <w:p>
+            <w:pPr>
+              <w:pStyle w:val="Compact"/>
+              <w:jc w:val="left"/>
+            </w:pPr>
+            <w:r>
+              <w:t xml:space="preserve">Padre</w:t>
+            </w:r>
+          </w:p>
+        </w:tc>
+        <w:tc>
+          <w:tcPr/>
+          <w:p>
+            <w:pPr>
+              <w:pStyle w:val="Compact"/>
+              <w:jc w:val="right"/>
+            </w:pPr>
+            <w:r>
+              <w:t xml:space="preserve">1.39</w:t>
+            </w:r>
+          </w:p>
+        </w:tc>
+        <w:tc>
+          <w:tcPr/>
+          <w:p>
+            <w:pPr>
+              <w:pStyle w:val="Compact"/>
+              <w:jc w:val="left"/>
+            </w:pPr>
+            <w:r>
+              <w:t xml:space="preserve">β30</w:t>
+            </w:r>
+          </w:p>
+        </w:tc>
+        <w:tc>
+          <w:tcPr/>
+          <w:p>
+            <w:pPr>
+              <w:pStyle w:val="Compact"/>
+              <w:jc w:val="left"/>
+            </w:pPr>
+            <w:r>
+              <w:t xml:space="preserve">SS:especial</w:t>
+            </w:r>
+          </w:p>
+        </w:tc>
+        <w:tc>
+          <w:tcPr/>
+          <w:p>
+            <w:pPr>
+              <w:pStyle w:val="Compact"/>
+              <w:jc w:val="right"/>
+            </w:pPr>
+            <w:r>
+              <w:t xml:space="preserve">88.45</w:t>
+            </w:r>
+          </w:p>
+        </w:tc>
+      </w:tr>
+      <w:tr>
+        <w:tc>
+          <w:tcPr/>
+          <w:p>
+            <w:pPr>
+              <w:pStyle w:val="Compact"/>
+              <w:jc w:val="left"/>
+            </w:pPr>
+            <w:r>
+              <w:t xml:space="preserve">β14</w:t>
+            </w:r>
+          </w:p>
+        </w:tc>
+        <w:tc>
+          <w:tcPr/>
+          <w:p>
+            <w:pPr>
+              <w:pStyle w:val="Compact"/>
+              <w:jc w:val="left"/>
+            </w:pPr>
+            <w:r>
+              <w:t xml:space="preserve">Madre</w:t>
+            </w:r>
+          </w:p>
+        </w:tc>
+        <w:tc>
+          <w:tcPr/>
+          <w:p>
+            <w:pPr>
+              <w:pStyle w:val="Compact"/>
+              <w:jc w:val="right"/>
+            </w:pPr>
+            <w:r>
+              <w:t xml:space="preserve">1.53</w:t>
+            </w:r>
+          </w:p>
+        </w:tc>
+        <w:tc>
+          <w:tcPr/>
+          <w:p>
+            <w:pPr>
+              <w:pStyle w:val="Compact"/>
+              <w:jc w:val="left"/>
+            </w:pPr>
+            <w:r>
+              <w:t xml:space="preserve">β31</w:t>
+            </w:r>
+          </w:p>
+        </w:tc>
+        <w:tc>
+          <w:tcPr/>
+          <w:p>
+            <w:pPr>
+              <w:pStyle w:val="Compact"/>
+              <w:jc w:val="left"/>
+            </w:pPr>
+            <w:r>
+              <w:t xml:space="preserve">SS:no asegurado</w:t>
+            </w:r>
+          </w:p>
+        </w:tc>
+        <w:tc>
+          <w:tcPr/>
+          <w:p>
+            <w:pPr>
+              <w:pStyle w:val="Compact"/>
+              <w:jc w:val="right"/>
+            </w:pPr>
+            <w:r>
+              <w:t xml:space="preserve">43.25</w:t>
+            </w:r>
+          </w:p>
+        </w:tc>
+      </w:tr>
+      <w:tr>
+        <w:tc>
+          <w:tcPr/>
+          <w:p>
+            <w:pPr>
+              <w:pStyle w:val="Compact"/>
+              <w:jc w:val="left"/>
+            </w:pPr>
+            <w:r>
+              <w:t xml:space="preserve">β15</w:t>
+            </w:r>
+          </w:p>
+        </w:tc>
+        <w:tc>
+          <w:tcPr/>
+          <w:p>
+            <w:pPr>
+              <w:pStyle w:val="Compact"/>
+              <w:jc w:val="left"/>
+            </w:pPr>
+            <w:r>
+              <w:t xml:space="preserve">Conocido(a)</w:t>
+            </w:r>
+          </w:p>
+        </w:tc>
+        <w:tc>
+          <w:tcPr/>
+          <w:p>
+            <w:pPr>
+              <w:pStyle w:val="Compact"/>
+              <w:jc w:val="right"/>
+            </w:pPr>
+            <w:r>
+              <w:t xml:space="preserve">1.18</w:t>
+            </w:r>
+          </w:p>
+        </w:tc>
+        <w:tc>
+          <w:tcPr/>
+          <w:p>
+            <w:pPr>
+              <w:pStyle w:val="Compact"/>
+              <w:jc w:val="left"/>
+            </w:pPr>
+            <w:r>
+              <w:t xml:space="preserve">β32</w:t>
+            </w:r>
+          </w:p>
+        </w:tc>
+        <w:tc>
+          <w:tcPr/>
+          <w:p>
+            <w:pPr>
+              <w:pStyle w:val="Compact"/>
+              <w:jc w:val="left"/>
+            </w:pPr>
+            <w:r>
+              <w:t xml:space="preserve">SS:excepción</w:t>
+            </w:r>
+          </w:p>
+        </w:tc>
+        <w:tc>
+          <w:tcPr/>
+          <w:p>
+            <w:pPr>
+              <w:pStyle w:val="Compact"/>
+              <w:jc w:val="right"/>
+            </w:pPr>
+            <w:r>
+              <w:t xml:space="preserve">76.08</w:t>
+            </w:r>
+          </w:p>
+        </w:tc>
+      </w:tr>
+      <w:tr>
+        <w:tc>
+          <w:tcPr/>
+          <w:p>
+            <w:pPr>
+              <w:pStyle w:val="Compact"/>
+              <w:jc w:val="left"/>
+            </w:pPr>
+            <w:r>
+              <w:t xml:space="preserve">β16</w:t>
+            </w:r>
+          </w:p>
+        </w:tc>
+        <w:tc>
+          <w:tcPr/>
+          <w:p>
+            <w:pPr>
+              <w:pStyle w:val="Compact"/>
+              <w:jc w:val="left"/>
+            </w:pPr>
+            <w:r>
+              <w:t xml:space="preserve">Amigo(a)</w:t>
+            </w:r>
+          </w:p>
+        </w:tc>
+        <w:tc>
+          <w:tcPr/>
+          <w:p>
+            <w:pPr>
+              <w:pStyle w:val="Compact"/>
+              <w:jc w:val="right"/>
+            </w:pPr>
+            <w:r>
+              <w:t xml:space="preserve">1.31</w:t>
+            </w:r>
+          </w:p>
+        </w:tc>
+        <w:tc>
+          <w:tcPr/>
+          <w:p>
+            <w:pPr>
+              <w:pStyle w:val="Compact"/>
+              <w:jc w:val="left"/>
+            </w:pPr>
+            <w:r>
+              <w:t xml:space="preserve">β33</w:t>
+            </w:r>
+          </w:p>
+        </w:tc>
+        <w:tc>
+          <w:tcPr/>
+          <w:p>
+            <w:pPr>
+              <w:pStyle w:val="Compact"/>
+              <w:jc w:val="left"/>
+            </w:pPr>
+            <w:r>
+              <w:t xml:space="preserve">SS:subsidiado</w:t>
+            </w:r>
+          </w:p>
+        </w:tc>
+        <w:tc>
+          <w:tcPr/>
+          <w:p>
+            <w:pPr>
+              <w:pStyle w:val="Compact"/>
+              <w:jc w:val="right"/>
+            </w:pPr>
+            <w:r>
+              <w:t xml:space="preserve">35.27</w:t>
+            </w:r>
+          </w:p>
+        </w:tc>
+      </w:tr>
+      <w:tr>
+        <w:tc>
+          <w:tcPr/>
+          <w:p>
+            <w:pPr>
+              <w:pStyle w:val="Compact"/>
+              <w:jc w:val="left"/>
+            </w:pPr>
+            <w:r>
+              <w:t xml:space="preserve">β17</w:t>
+            </w:r>
+          </w:p>
+        </w:tc>
+        <w:tc>
+          <w:tcPr/>
+          <w:p>
+            <w:pPr>
+              <w:pStyle w:val="Compact"/>
+              <w:jc w:val="left"/>
+            </w:pPr>
+            <w:r>
+              <w:t xml:space="preserve">Desconocido(a)</w:t>
+            </w:r>
+          </w:p>
+        </w:tc>
+        <w:tc>
+          <w:tcPr/>
+          <w:p>
+            <w:pPr>
+              <w:pStyle w:val="Compact"/>
+              <w:jc w:val="right"/>
+            </w:pPr>
+            <w:r>
+              <w:t xml:space="preserve">1.52</w:t>
+            </w:r>
+          </w:p>
+        </w:tc>
+        <w:tc>
+          <w:tcPr/>
+          <w:p>
+            <w:pPr>
+              <w:pStyle w:val="Compact"/>
+            </w:pPr>
+          </w:p>
+        </w:tc>
+        <w:tc>
+          <w:tcPr/>
+          <w:p>
+            <w:pPr>
+              <w:pStyle w:val="Compact"/>
+            </w:pPr>
+          </w:p>
+        </w:tc>
+        <w:tc>
+          <w:tcPr/>
+          <w:p>
+            <w:pPr>
+              <w:pStyle w:val="Compact"/>
+              <w:jc w:val="right"/>
+            </w:pPr>
+            <w:r>
+              <w:t xml:space="preserve">NA</w:t>
+            </w:r>
+          </w:p>
+        </w:tc>
+      </w:tr>
+    </w:tbl>
     <w:p>
       <w:pPr>
         <w:pStyle w:val="BodyText"/>

--- a/reports/LM_article/report_results.docx
+++ b/reports/LM_article/report_results.docx
@@ -218,63 +218,7 @@
         <w:rPr>
           <w:lang w:val="es-CO"/>
         </w:rPr>
-        <w:t xml:space="preserve">Entre estas acciones, la </w:t>
-      </w:r>
-      <w:r>
-        <w:rPr>
-          <w:b/>
-          <w:bCs/>
-          <w:lang w:val="es-CO"/>
-        </w:rPr>
-        <w:t>remisión a salud mental</w:t>
-      </w:r>
-      <w:r>
-        <w:rPr>
-          <w:lang w:val="es-CO"/>
-        </w:rPr>
-        <w:t xml:space="preserve"> es relevante, ya que constituye una acción fundamental dentro del protocolo de atención a víctimas, independientemente del tipo de violencia sufrida. No obstante, los datos muestran un escenario distinto: de las 46.373 mujeres, solo </w:t>
-      </w:r>
-      <w:r>
-        <w:rPr>
-          <w:b/>
-          <w:bCs/>
-          <w:lang w:val="es-CO"/>
-        </w:rPr>
-        <w:t>21.053 (45,4%)</w:t>
-      </w:r>
-      <w:r>
-        <w:rPr>
-          <w:lang w:val="es-CO"/>
-        </w:rPr>
-        <w:t xml:space="preserve"> recibió atención en salud mental, mientras que a </w:t>
-      </w:r>
-      <w:r>
-        <w:rPr>
-          <w:b/>
-          <w:bCs/>
-          <w:lang w:val="es-CO"/>
-        </w:rPr>
-        <w:t>25.320 (54,6%)</w:t>
-      </w:r>
-      <w:r>
-        <w:rPr>
-          <w:lang w:val="es-CO"/>
-        </w:rPr>
-        <w:t xml:space="preserve"> no se les brindó este servicio. Este hallazgo inicial evidencia la necesidad de </w:t>
-      </w:r>
-      <w:r>
-        <w:rPr>
-          <w:b/>
-          <w:bCs/>
-          <w:lang w:val="es-CO"/>
-        </w:rPr>
-        <w:t>identificar las características o condiciones que se asocian con el hecho de</w:t>
-      </w:r>
-      <w:r>
-        <w:rPr>
-          <w:lang w:val="es-CO"/>
-        </w:rPr>
-        <w:t xml:space="preserve"> recibir o no atención en salud mental.</w:t>
+        <w:t>Entre estas acciones, la remisión a salud mental es relevante, ya que constituye una acción fundamental dentro del protocolo de atención a víctimas, independientemente del tipo de violencia sufrida. No obstante, los datos muestran un escenario distinto: de las 46.373 mujeres, solo 21.053 (45,4%) recibió atención en salud mental, mientras que a 25.320 (54,6%) no se les brindó este servicio. Este hallazgo inicial evidencia la necesidad de identificar las características o condiciones que se asocian con el hecho de recibir o no atención en salud mental.</w:t>
       </w:r>
     </w:p>
     <w:p>
@@ -516,9 +460,17 @@
           <w:p>
             <w:pPr>
               <w:pStyle w:val="Compact"/>
+              <w:rPr>
+                <w:b/>
+                <w:bCs/>
+              </w:rPr>
             </w:pPr>
             <w:proofErr w:type="spellStart"/>
             <w:r>
+              <w:rPr>
+                <w:b/>
+                <w:bCs/>
+              </w:rPr>
               <w:t>Predictora</w:t>
             </w:r>
             <w:proofErr w:type="spellEnd"/>
@@ -531,8 +483,16 @@
           <w:p>
             <w:pPr>
               <w:pStyle w:val="Compact"/>
-            </w:pPr>
-            <w:r>
+              <w:rPr>
+                <w:b/>
+                <w:bCs/>
+              </w:rPr>
+            </w:pPr>
+            <w:r>
+              <w:rPr>
+                <w:b/>
+                <w:bCs/>
+              </w:rPr>
               <w:t>Prueba estadística</w:t>
             </w:r>
           </w:p>
@@ -545,8 +505,16 @@
             <w:pPr>
               <w:pStyle w:val="Compact"/>
               <w:jc w:val="right"/>
-            </w:pPr>
-            <w:r>
+              <w:rPr>
+                <w:b/>
+                <w:bCs/>
+              </w:rPr>
+            </w:pPr>
+            <w:r>
+              <w:rPr>
+                <w:b/>
+                <w:bCs/>
+              </w:rPr>
               <w:t>Estadístico</w:t>
             </w:r>
           </w:p>
@@ -558,8 +526,16 @@
           <w:p>
             <w:pPr>
               <w:pStyle w:val="Compact"/>
-            </w:pPr>
-            <w:r>
+              <w:rPr>
+                <w:b/>
+                <w:bCs/>
+              </w:rPr>
+            </w:pPr>
+            <w:r>
+              <w:rPr>
+                <w:b/>
+                <w:bCs/>
+              </w:rPr>
               <w:t>Valor P</w:t>
             </w:r>
           </w:p>
@@ -572,8 +548,16 @@
             <w:pPr>
               <w:pStyle w:val="Compact"/>
               <w:jc w:val="right"/>
-            </w:pPr>
-            <w:r>
+              <w:rPr>
+                <w:b/>
+                <w:bCs/>
+              </w:rPr>
+            </w:pPr>
+            <w:r>
+              <w:rPr>
+                <w:b/>
+                <w:bCs/>
+              </w:rPr>
               <w:t>Coef.V de crámer</w:t>
             </w:r>
           </w:p>
@@ -4412,9 +4396,17 @@
           <w:p>
             <w:pPr>
               <w:pStyle w:val="Compact"/>
+              <w:rPr>
+                <w:b/>
+                <w:bCs/>
+              </w:rPr>
             </w:pPr>
             <w:proofErr w:type="spellStart"/>
             <w:r>
+              <w:rPr>
+                <w:b/>
+                <w:bCs/>
+              </w:rPr>
               <w:t>Parámetro</w:t>
             </w:r>
             <w:proofErr w:type="spellEnd"/>
@@ -4427,8 +4419,16 @@
           <w:p>
             <w:pPr>
               <w:pStyle w:val="Compact"/>
-            </w:pPr>
-            <w:r>
+              <w:rPr>
+                <w:b/>
+                <w:bCs/>
+              </w:rPr>
+            </w:pPr>
+            <w:r>
+              <w:rPr>
+                <w:b/>
+                <w:bCs/>
+              </w:rPr>
               <w:t>Categoría</w:t>
             </w:r>
           </w:p>
@@ -4441,8 +4441,16 @@
             <w:pPr>
               <w:pStyle w:val="Compact"/>
               <w:jc w:val="right"/>
-            </w:pPr>
-            <w:r>
+              <w:rPr>
+                <w:b/>
+                <w:bCs/>
+              </w:rPr>
+            </w:pPr>
+            <w:r>
+              <w:rPr>
+                <w:b/>
+                <w:bCs/>
+              </w:rPr>
               <w:t>Odds Ratio</w:t>
             </w:r>
           </w:p>
@@ -4454,8 +4462,16 @@
           <w:p>
             <w:pPr>
               <w:pStyle w:val="Compact"/>
-            </w:pPr>
-            <w:r>
+              <w:rPr>
+                <w:b/>
+                <w:bCs/>
+              </w:rPr>
+            </w:pPr>
+            <w:r>
+              <w:rPr>
+                <w:b/>
+                <w:bCs/>
+              </w:rPr>
               <w:t>Parámetro</w:t>
             </w:r>
           </w:p>
@@ -4467,8 +4483,16 @@
           <w:p>
             <w:pPr>
               <w:pStyle w:val="Compact"/>
-            </w:pPr>
-            <w:r>
+              <w:rPr>
+                <w:b/>
+                <w:bCs/>
+              </w:rPr>
+            </w:pPr>
+            <w:r>
+              <w:rPr>
+                <w:b/>
+                <w:bCs/>
+              </w:rPr>
               <w:t>Categoría</w:t>
             </w:r>
           </w:p>
@@ -4481,8 +4505,16 @@
             <w:pPr>
               <w:pStyle w:val="Compact"/>
               <w:jc w:val="right"/>
-            </w:pPr>
-            <w:r>
+              <w:rPr>
+                <w:b/>
+                <w:bCs/>
+              </w:rPr>
+            </w:pPr>
+            <w:r>
+              <w:rPr>
+                <w:b/>
+                <w:bCs/>
+              </w:rPr>
               <w:t>Odds Ratio</w:t>
             </w:r>
           </w:p>
@@ -5921,9 +5953,6 @@
               <w:pStyle w:val="Compact"/>
               <w:jc w:val="right"/>
             </w:pPr>
-            <w:r>
-              <w:t>NA</w:t>
-            </w:r>
           </w:p>
         </w:tc>
       </w:tr>

--- a/reports/LM_article/report_results.docx
+++ b/reports/LM_article/report_results.docx
@@ -4902,768 +4902,6 @@
       </w:r>
     </w:p>
     <w:bookmarkEnd w:id="39"/>
-    <w:bookmarkStart w:id="40" w:name="X75611ff9e24e500783a4b5b0b89d2d98cf454ad"/>
-    <w:p>
-      <w:pPr>
-        <w:pStyle w:val="Heading1"/>
-      </w:pPr>
-      <w:r>
-        <w:t xml:space="preserve">Resultados modelo de regresión logístico 2</w:t>
-      </w:r>
-    </w:p>
-    <w:p>
-      <w:pPr>
-        <w:pStyle w:val="FirstParagraph"/>
-      </w:pPr>
-      <w:r>
-        <w:t xml:space="preserve">En este segundo modelo se mantiene como variable de respuesta la</w:t>
-      </w:r>
-      <w:r>
-        <w:t xml:space="preserve"> </w:t>
-      </w:r>
-      <w:r>
-        <w:rPr>
-          <w:b/>
-          <w:bCs/>
-        </w:rPr>
-        <w:t xml:space="preserve">remisión a atención en salud mental</w:t>
-      </w:r>
-      <w:r>
-        <w:t xml:space="preserve"> </w:t>
-      </w:r>
-      <w:r>
-        <w:t xml:space="preserve">como en el modelo anterior, pero se realizaron dos modificaciones para mejorar la interpretación de los resultados y evitar posibles sesgos por categorías con pocos casos: se excluyó la variable</w:t>
-      </w:r>
-      <w:r>
-        <w:t xml:space="preserve"> </w:t>
-      </w:r>
-      <w:r>
-        <w:rPr>
-          <w:b/>
-          <w:bCs/>
-        </w:rPr>
-        <w:t xml:space="preserve">tipo de seguridad social</w:t>
-      </w:r>
-      <w:r>
-        <w:t xml:space="preserve"> </w:t>
-      </w:r>
-      <w:r>
-        <w:t xml:space="preserve">y se reagruparon categorías de algunas variables predictoras para reducir su número de categorías, asi:</w:t>
-      </w:r>
-    </w:p>
-    <w:p>
-      <w:pPr>
-        <w:pStyle w:val="SourceCode"/>
-        <w:numPr>
-          <w:ilvl w:val="0"/>
-          <w:numId w:val="1009"/>
-        </w:numPr>
-      </w:pPr>
-      <w:r>
-        <w:rPr>
-          <w:rStyle w:val="VerbatimChar"/>
-        </w:rPr>
-        <w:t xml:space="preserve">En la variable **escenario del hecho**, se agruparon las categorías: *área deportiva y recreativa, comercio y áreas de servicios, espacios abiertos, establecimiento educativo, institución de salud, lugar de trabajo, lugares de esparcimiento con expendio de alcohol, otro y vía pública*,  bajo una nueva categoría denominada *espacio público y social*.</w:t>
-      </w:r>
-    </w:p>
-    <w:p>
-      <w:pPr>
-        <w:pStyle w:val="Compact"/>
-        <w:numPr>
-          <w:ilvl w:val="0"/>
-          <w:numId w:val="1009"/>
-        </w:numPr>
-      </w:pPr>
-      <w:r>
-        <w:t xml:space="preserve">En la variable</w:t>
-      </w:r>
-      <w:r>
-        <w:t xml:space="preserve"> </w:t>
-      </w:r>
-      <w:r>
-        <w:rPr>
-          <w:b/>
-          <w:bCs/>
-        </w:rPr>
-        <w:t xml:space="preserve">parentesco con el agresor</w:t>
-      </w:r>
-      <w:r>
-        <w:t xml:space="preserve">, se agregaron</w:t>
-      </w:r>
-      <w:r>
-        <w:t xml:space="preserve"> </w:t>
-      </w:r>
-      <w:r>
-        <w:rPr>
-          <w:i/>
-          <w:iCs/>
-        </w:rPr>
-        <w:t xml:space="preserve">padre</w:t>
-      </w:r>
-      <w:r>
-        <w:t xml:space="preserve"> </w:t>
-      </w:r>
-      <w:r>
-        <w:t xml:space="preserve">y</w:t>
-      </w:r>
-      <w:r>
-        <w:t xml:space="preserve"> </w:t>
-      </w:r>
-      <w:r>
-        <w:rPr>
-          <w:i/>
-          <w:iCs/>
-        </w:rPr>
-        <w:t xml:space="preserve">madre</w:t>
-      </w:r>
-      <w:r>
-        <w:t xml:space="preserve"> </w:t>
-      </w:r>
-      <w:r>
-        <w:t xml:space="preserve">en la categoría</w:t>
-      </w:r>
-      <w:r>
-        <w:t xml:space="preserve"> </w:t>
-      </w:r>
-      <w:r>
-        <w:rPr>
-          <w:i/>
-          <w:iCs/>
-        </w:rPr>
-        <w:t xml:space="preserve">familiar</w:t>
-      </w:r>
-      <w:r>
-        <w:t xml:space="preserve">;</w:t>
-      </w:r>
-      <w:r>
-        <w:t xml:space="preserve"> </w:t>
-      </w:r>
-      <w:r>
-        <w:rPr>
-          <w:i/>
-          <w:iCs/>
-        </w:rPr>
-        <w:t xml:space="preserve">amigo</w:t>
-      </w:r>
-      <w:r>
-        <w:t xml:space="preserve"> </w:t>
-      </w:r>
-      <w:r>
-        <w:t xml:space="preserve">se convirtió a</w:t>
-      </w:r>
-      <w:r>
-        <w:t xml:space="preserve"> </w:t>
-      </w:r>
-      <w:r>
-        <w:rPr>
-          <w:i/>
-          <w:iCs/>
-        </w:rPr>
-        <w:t xml:space="preserve">conocido</w:t>
-      </w:r>
-      <w:r>
-        <w:t xml:space="preserve">; y el nivel</w:t>
-      </w:r>
-      <w:r>
-        <w:t xml:space="preserve"> </w:t>
-      </w:r>
-      <w:r>
-        <w:rPr>
-          <w:i/>
-          <w:iCs/>
-        </w:rPr>
-        <w:t xml:space="preserve">otro</w:t>
-      </w:r>
-      <w:r>
-        <w:t xml:space="preserve"> </w:t>
-      </w:r>
-      <w:r>
-        <w:t xml:space="preserve">se integró con</w:t>
-      </w:r>
-      <w:r>
-        <w:t xml:space="preserve"> </w:t>
-      </w:r>
-      <w:r>
-        <w:rPr>
-          <w:i/>
-          <w:iCs/>
-        </w:rPr>
-        <w:t xml:space="preserve">desconocido</w:t>
-      </w:r>
-      <w:r>
-        <w:t xml:space="preserve">.</w:t>
-      </w:r>
-    </w:p>
-    <w:p>
-      <w:pPr>
-        <w:pStyle w:val="FirstParagraph"/>
-      </w:pPr>
-      <w:r>
-        <w:t xml:space="preserve">Luego de estas modificaciones, los niveles de las variables predictoras cualitativas y su respectivo nivel de referencia en el modelo son:</w:t>
-      </w:r>
-    </w:p>
-    <w:p>
-      <w:pPr>
-        <w:numPr>
-          <w:ilvl w:val="0"/>
-          <w:numId w:val="1010"/>
-        </w:numPr>
-      </w:pPr>
-      <w:r>
-        <w:rPr>
-          <w:b/>
-          <w:bCs/>
-        </w:rPr>
-        <w:t xml:space="preserve">Jefatura del hogar:</w:t>
-      </w:r>
-      <w:r>
-        <w:t xml:space="preserve"> </w:t>
-      </w:r>
-      <w:r>
-        <w:t xml:space="preserve">indica si la víctima era la persona responsable del hogar. El 95,1% (44.145) de las víctimas no eran mujeres cabeza de familia.</w:t>
-      </w:r>
-      <w:r>
-        <w:t xml:space="preserve"> </w:t>
-      </w:r>
-      <w:r>
-        <w:rPr>
-          <w:i/>
-          <w:iCs/>
-        </w:rPr>
-        <w:t xml:space="preserve">Referencia:</w:t>
-      </w:r>
-      <w:r>
-        <w:t xml:space="preserve"> </w:t>
-      </w:r>
-      <w:r>
-        <w:t xml:space="preserve">No.</w:t>
-      </w:r>
-    </w:p>
-    <w:p>
-      <w:pPr>
-        <w:numPr>
-          <w:ilvl w:val="0"/>
-          <w:numId w:val="1010"/>
-        </w:numPr>
-      </w:pPr>
-      <w:r>
-        <w:rPr>
-          <w:b/>
-          <w:bCs/>
-        </w:rPr>
-        <w:t xml:space="preserve">Tipo de violencia:</w:t>
-      </w:r>
-      <w:r>
-        <w:t xml:space="preserve"> </w:t>
-      </w:r>
-      <w:r>
-        <w:t xml:space="preserve">indica el tipo de violencia ejercida sobre la víctima. Física (20.882; 45%), sexual (14.919; 32,2%), psicológica (6596; 14,2%) o negligencia o abandono (3976; 8.6%).</w:t>
-      </w:r>
-      <w:r>
-        <w:t xml:space="preserve"> </w:t>
-      </w:r>
-      <w:r>
-        <w:rPr>
-          <w:i/>
-          <w:iCs/>
-        </w:rPr>
-        <w:t xml:space="preserve">Referencia:</w:t>
-      </w:r>
-      <w:r>
-        <w:t xml:space="preserve"> </w:t>
-      </w:r>
-      <w:r>
-        <w:t xml:space="preserve">Negligencia y abandono.</w:t>
-      </w:r>
-    </w:p>
-    <w:p>
-      <w:pPr>
-        <w:numPr>
-          <w:ilvl w:val="0"/>
-          <w:numId w:val="1010"/>
-        </w:numPr>
-      </w:pPr>
-      <w:r>
-        <w:rPr>
-          <w:b/>
-          <w:bCs/>
-        </w:rPr>
-        <w:t xml:space="preserve">Área de ocurrencia:</w:t>
-      </w:r>
-      <w:r>
-        <w:t xml:space="preserve"> </w:t>
-      </w:r>
-      <w:r>
-        <w:t xml:space="preserve">indica si el área donde ocurrió el caso corresponde a una cabecera municipal (45.344; 97,8%), centro poblado (893; 1,9%) o zona rural dispersa (136; 0,3%).</w:t>
-      </w:r>
-      <w:r>
-        <w:t xml:space="preserve"> </w:t>
-      </w:r>
-      <w:r>
-        <w:rPr>
-          <w:i/>
-          <w:iCs/>
-        </w:rPr>
-        <w:t xml:space="preserve">Referencia:</w:t>
-      </w:r>
-      <w:r>
-        <w:t xml:space="preserve"> </w:t>
-      </w:r>
-      <w:r>
-        <w:t xml:space="preserve">Cabecera municipal.</w:t>
-      </w:r>
-    </w:p>
-    <w:p>
-      <w:pPr>
-        <w:numPr>
-          <w:ilvl w:val="0"/>
-          <w:numId w:val="1010"/>
-        </w:numPr>
-      </w:pPr>
-      <w:r>
-        <w:rPr>
-          <w:b/>
-          <w:bCs/>
-        </w:rPr>
-        <w:t xml:space="preserve">Sexo del agresor:</w:t>
-      </w:r>
-      <w:r>
-        <w:t xml:space="preserve"> </w:t>
-      </w:r>
-      <w:r>
-        <w:t xml:space="preserve">masculino (35.496; 76,5%), femenino (10.727; 23,1%) e intersexual (150; 0,3%).</w:t>
-      </w:r>
-      <w:r>
-        <w:t xml:space="preserve"> </w:t>
-      </w:r>
-      <w:r>
-        <w:rPr>
-          <w:i/>
-          <w:iCs/>
-        </w:rPr>
-        <w:t xml:space="preserve">Referencia:</w:t>
-      </w:r>
-      <w:r>
-        <w:t xml:space="preserve"> </w:t>
-      </w:r>
-      <w:r>
-        <w:t xml:space="preserve">Intersexual.</w:t>
-      </w:r>
-    </w:p>
-    <w:p>
-      <w:pPr>
-        <w:numPr>
-          <w:ilvl w:val="0"/>
-          <w:numId w:val="1010"/>
-        </w:numPr>
-      </w:pPr>
-      <w:r>
-        <w:rPr>
-          <w:b/>
-          <w:bCs/>
-        </w:rPr>
-        <w:t xml:space="preserve">Convivencia con agresor:</w:t>
-      </w:r>
-      <w:r>
-        <w:t xml:space="preserve"> </w:t>
-      </w:r>
-      <w:r>
-        <w:t xml:space="preserve">indica si la víctima convivía. El 57,2% (26.513) de las víctimas no convivían con él.</w:t>
-      </w:r>
-      <w:r>
-        <w:t xml:space="preserve"> </w:t>
-      </w:r>
-      <w:r>
-        <w:rPr>
-          <w:i/>
-          <w:iCs/>
-        </w:rPr>
-        <w:t xml:space="preserve">Referencia:</w:t>
-      </w:r>
-      <w:r>
-        <w:t xml:space="preserve"> </w:t>
-      </w:r>
-      <w:r>
-        <w:t xml:space="preserve">No.</w:t>
-      </w:r>
-    </w:p>
-    <w:p>
-      <w:pPr>
-        <w:numPr>
-          <w:ilvl w:val="0"/>
-          <w:numId w:val="1010"/>
-        </w:numPr>
-      </w:pPr>
-      <w:r>
-        <w:rPr>
-          <w:b/>
-          <w:bCs/>
-        </w:rPr>
-        <w:t xml:space="preserve">Hospitalización:</w:t>
-      </w:r>
-      <w:r>
-        <w:t xml:space="preserve"> </w:t>
-      </w:r>
-      <w:r>
-        <w:t xml:space="preserve">indica si la víctima necesitó ser hospitalizada como consecuencia del hecho. El 89,2% (41.358) no fue hospitalizada.</w:t>
-      </w:r>
-      <w:r>
-        <w:t xml:space="preserve"> </w:t>
-      </w:r>
-      <w:r>
-        <w:rPr>
-          <w:i/>
-          <w:iCs/>
-        </w:rPr>
-        <w:t xml:space="preserve">Referencia:</w:t>
-      </w:r>
-      <w:r>
-        <w:t xml:space="preserve"> </w:t>
-      </w:r>
-      <w:r>
-        <w:t xml:space="preserve">No.</w:t>
-      </w:r>
-    </w:p>
-    <w:p>
-      <w:pPr>
-        <w:numPr>
-          <w:ilvl w:val="0"/>
-          <w:numId w:val="1010"/>
-        </w:numPr>
-      </w:pPr>
-      <w:r>
-        <w:rPr>
-          <w:b/>
-          <w:bCs/>
-        </w:rPr>
-        <w:t xml:space="preserve">Escenario del hecho:</w:t>
-      </w:r>
-      <w:r>
-        <w:t xml:space="preserve"> </w:t>
-      </w:r>
-      <w:r>
-        <w:t xml:space="preserve">Se refiere al tipo de lugar donde ocurrió la agresión, vivienda (32.345; 69,75%) y espacio público y social (14028; 30.25%).</w:t>
-      </w:r>
-      <w:r>
-        <w:t xml:space="preserve"> </w:t>
-      </w:r>
-      <w:r>
-        <w:rPr>
-          <w:i/>
-          <w:iCs/>
-        </w:rPr>
-        <w:t xml:space="preserve">Referencia:</w:t>
-      </w:r>
-      <w:r>
-        <w:t xml:space="preserve"> </w:t>
-      </w:r>
-      <w:r>
-        <w:t xml:space="preserve">Espacio público y social.</w:t>
-      </w:r>
-    </w:p>
-    <w:p>
-      <w:pPr>
-        <w:numPr>
-          <w:ilvl w:val="0"/>
-          <w:numId w:val="1010"/>
-        </w:numPr>
-      </w:pPr>
-      <w:r>
-        <w:rPr>
-          <w:b/>
-          <w:bCs/>
-        </w:rPr>
-        <w:t xml:space="preserve">Parentesco agresor:</w:t>
-      </w:r>
-      <w:r>
-        <w:t xml:space="preserve"> </w:t>
-      </w:r>
-      <w:r>
-        <w:t xml:space="preserve">indica el tipo de vínculo o relación de la víctima con el agresor. Entre ellas se encuentra: pareja(12.433; 26,8%), familiar(16.011; 34,5%), ex-pareja(4.664; 10,1%), conocido(5.821; 12,6%), desconocido(7.444; 16,1%).</w:t>
-      </w:r>
-      <w:r>
-        <w:t xml:space="preserve"> </w:t>
-      </w:r>
-      <w:r>
-        <w:rPr>
-          <w:i/>
-          <w:iCs/>
-        </w:rPr>
-        <w:t xml:space="preserve">Referencia:</w:t>
-      </w:r>
-      <w:r>
-        <w:t xml:space="preserve"> </w:t>
-      </w:r>
-      <w:r>
-        <w:t xml:space="preserve">desconocido(a).</w:t>
-      </w:r>
-    </w:p>
-    <w:p>
-      <w:pPr>
-        <w:pStyle w:val="FirstParagraph"/>
-      </w:pPr>
-      <w:r>
-        <w:t xml:space="preserve">A continuación se presentan las razones de odds estimadas para todas las variables del modelo, pero es importante tener en cuenta que las categorías de sexo masculino y parentesco conocido no dieron significativas, es decir, no se asocian con mayor ni menor probabilidad de recibir atención en salud mental, comparado con el sexo intersexual y agresor desconocido, respectivamente. Por lo tanto, la interpretación de odds ratios para estas categorías no es relevante:</w:t>
-      </w:r>
-    </w:p>
-    <w:p>
-      <w:pPr>
-        <w:pStyle w:val="BodyText"/>
-      </w:pPr>
-      <w:r>
-        <w:rPr>
-          <w:b/>
-          <w:bCs/>
-          <w:i/>
-          <w:iCs/>
-        </w:rPr>
-        <w:t xml:space="preserve">Tabla 3.</w:t>
-      </w:r>
-      <w:r>
-        <w:t xml:space="preserve"> </w:t>
-      </w:r>
-      <w:r>
-        <w:rPr>
-          <w:i/>
-          <w:iCs/>
-        </w:rPr>
-        <w:t xml:space="preserve">Odds ratios (Razones de probabilidad) estimadas para las variables predictoras del modelo 2 de atención en salud mental.</w:t>
-      </w:r>
-    </w:p>
-    <w:p>
-      <w:pPr>
-        <w:pStyle w:val="BodyText"/>
-      </w:pPr>
-      <w:r>
-        <w:t xml:space="preserve">Entre mujeres con características similares, aquellas que son cabeza de familia son un 160% más propensas a recibir atención en salud mental que las que no lo son, al igual que aquellas mujeres que viven en un centro poblado o en zona rural dispersa, con una mayor probabilidad relativa de atención del 78% y 80%, respectivamente, en comparación con vivir en una cabecera municipal. De forma similar, haber sido agredida en un espacio público o social tiene un 41% más de probabilidad relativa en relación con quienes fueron agredidas en su vivienda.</w:t>
-      </w:r>
-    </w:p>
-    <w:p>
-      <w:pPr>
-        <w:pStyle w:val="BodyText"/>
-      </w:pPr>
-      <w:r>
-        <w:t xml:space="preserve">En contraste, cuando el agresor es una persona cercana, como un familiar (28% menos propensas), pareja (20% menos) o ex-pareja (12% menos), las mujeres son menos propensas a recibir atención, en comparación con casos donde no se conoce al agresor. Además, convivir con el agresor también reduce en un 9% las probabilidades de recibir atención y en cuanto a la edad, por cada año adicional, las mujeres son 1% menos propensas.</w:t>
-      </w:r>
-    </w:p>
-    <w:p>
-      <w:pPr>
-        <w:pStyle w:val="BodyText"/>
-      </w:pPr>
-      <w:r>
-        <w:t xml:space="preserve">Finalmente, un hallazgo relevante es que las mujeres que fueron hospitalizadas tras el hecho de violencia son 704% más propensas a recibir atención psicológica pero se debe tener en cuenta que en la base de datos el 89,2% (41.358) de las mujeres no fueron hospitalizadas, lo que puede influir en este resultado. Asimismo, se observa una fuerte asociación entre el tipo de violencia y el acceso a atención mental. En comparación con negligencia y abandono, las mujeres víctimas de violencia física, psicológica y sexual son más propensas a recibir atención, con aumentos relativos del 303%, 50% y 4191%, respectivamente. Teniendo en cuenta la cantidad de casos que recibieron atención en salud mental por tipo de violencia, es de esperar este resultado, porque la proporción es mayor en violencia sexual o física. Sin embargo, a luz del contexto, se podría esperar que el hecho de ser víctima de violencia psicológica sea causa suficiente para recibir este tipo de atención y que por ende, sea mayor la posibilidad de recibirla que en caso de que la violencia sea negligencia o abandono, comparando con las otros dos tipos de violencia.</w:t>
-      </w:r>
-    </w:p>
-    <w:p>
-      <w:pPr>
-        <w:pStyle w:val="BodyText"/>
-      </w:pPr>
-      <w:r>
-        <w:rPr>
-          <w:b/>
-          <w:bCs/>
-        </w:rPr>
-        <w:t xml:space="preserve">Nota:</w:t>
-      </w:r>
-      <w:r>
-        <w:t xml:space="preserve"> </w:t>
-      </w:r>
-      <w:r>
-        <w:t xml:space="preserve">Las cifras expresadas en porcentajes corresponden al aumento/disminución de los odds de una categoría en comparado con los odds de su categoría de referencia, es decir, cuánto aumentó o disminuyó las posibilidades de recibir atención frente a no recibirla de una categoría especifica en comparación con las posibilidades de su categoría de referencia.</w:t>
-      </w:r>
-    </w:p>
-    <w:p>
-      <w:pPr>
-        <w:pStyle w:val="BodyText"/>
-      </w:pPr>
-      <w:r>
-        <w:t xml:space="preserve">Ahora bien, este modelo obtuvo un</w:t>
-      </w:r>
-      <w:r>
-        <w:t xml:space="preserve"> </w:t>
-      </w:r>
-      <w:r>
-        <w:rPr>
-          <w:b/>
-          <w:bCs/>
-        </w:rPr>
-        <w:t xml:space="preserve">AUC de 0.8727</w:t>
-      </w:r>
-      <w:r>
-        <w:t xml:space="preserve">, menor al modelo anterior pero también identifica correctamente, en la gran mayoría de los casos, si una víctima de violencia de género recibió atención psicológica a partir de las características observadas. Asimismo, en Figura 4 se presenta la curva ROC, que también que se aproxima visiblemente a la esquina superior izquierda, lo cual evidencia el buen desempeño del modelo.</w:t>
-      </w:r>
-    </w:p>
-    <w:p>
-      <w:pPr>
-        <w:pStyle w:val="BodyText"/>
-      </w:pPr>
-      <w:r>
-        <w:rPr>
-          <w:b/>
-          <w:bCs/>
-          <w:i/>
-          <w:iCs/>
-        </w:rPr>
-        <w:t xml:space="preserve">Figura 4.</w:t>
-      </w:r>
-      <w:r>
-        <w:t xml:space="preserve"> </w:t>
-      </w:r>
-      <w:r>
-        <w:rPr>
-          <w:i/>
-          <w:iCs/>
-        </w:rPr>
-        <w:t xml:space="preserve">Curva ROC del modelo 2 de atención en salud mental (AUC =</w:t>
-      </w:r>
-      <w:r>
-        <w:t xml:space="preserve">0.8727</w:t>
-      </w:r>
-      <w:r>
-        <w:rPr>
-          <w:i/>
-          <w:iCs/>
-        </w:rPr>
-        <w:t xml:space="preserve">).</w:t>
-      </w:r>
-    </w:p>
-    <w:bookmarkEnd w:id="40"/>
-    <w:bookmarkStart w:id="41" w:name="comparación-y-resumen-de-los-modelos"/>
-    <w:p>
-      <w:pPr>
-        <w:pStyle w:val="Heading1"/>
-      </w:pPr>
-      <w:r>
-        <w:t xml:space="preserve">Comparación y resumen de los modelos</w:t>
-      </w:r>
-    </w:p>
-    <w:p>
-      <w:pPr>
-        <w:numPr>
-          <w:ilvl w:val="0"/>
-          <w:numId w:val="1011"/>
-        </w:numPr>
-      </w:pPr>
-      <w:r>
-        <w:t xml:space="preserve">El modelo 1 se ajustó con 10 variables predictoras, que dieron lugar a la estimación de 34 parámetros (33 coeficientes y un intercepto) mientras que el modelo 2 se ajustó con nueve variables predictoras y estimó 16 parámetros incluyendo el intercepto.</w:t>
-      </w:r>
-    </w:p>
-    <w:p>
-      <w:pPr>
-        <w:numPr>
-          <w:ilvl w:val="0"/>
-          <w:numId w:val="1011"/>
-        </w:numPr>
-      </w:pPr>
-      <w:r>
-        <w:t xml:space="preserve">En ambos modelos, la edad de la víctima, ser mujer cabeza de familia, el tipo de violencia, el lugar donde ocurrió la agresión y el sexo del agresor muestran patrones similares en la posibilidad de recibir atención psicológica en comparación con no recibirla.</w:t>
-      </w:r>
-    </w:p>
-    <w:p>
-      <w:pPr>
-        <w:numPr>
-          <w:ilvl w:val="0"/>
-          <w:numId w:val="1011"/>
-        </w:numPr>
-      </w:pPr>
-      <w:r>
-        <w:t xml:space="preserve">En ambos modelos el hecho de que el agresor sea masculino no se asocia con mayor ni menor probabilidad de recibir atención en salud mental respecto a que el agresor sea intersexual.</w:t>
-      </w:r>
-    </w:p>
-    <w:p>
-      <w:pPr>
-        <w:numPr>
-          <w:ilvl w:val="0"/>
-          <w:numId w:val="1011"/>
-        </w:numPr>
-      </w:pPr>
-      <w:r>
-        <w:t xml:space="preserve">En el modelo 1 si la víctima fue hospitalizada no dio significativa. Pero en el modelo 2 esta categoría sí es significativa</w:t>
-      </w:r>
-    </w:p>
-    <w:p>
-      <w:pPr>
-        <w:numPr>
-          <w:ilvl w:val="0"/>
-          <w:numId w:val="1011"/>
-        </w:numPr>
-      </w:pPr>
-      <w:r>
-        <w:t xml:space="preserve">Ambos modelos predicen adecuadamente, pero el modelo original muestra un rendimiento ligeramente mejor de acuerdo al valor obtenido al</w:t>
-      </w:r>
-      <w:r>
-        <w:t xml:space="preserve"> </w:t>
-      </w:r>
-      <w:r>
-        <w:rPr>
-          <w:b/>
-          <w:bCs/>
-        </w:rPr>
-        <w:t xml:space="preserve">AUC</w:t>
-      </w:r>
-    </w:p>
-    <w:p>
-      <w:pPr>
-        <w:numPr>
-          <w:ilvl w:val="0"/>
-          <w:numId w:val="1011"/>
-        </w:numPr>
-      </w:pPr>
-      <w:r>
-        <w:t xml:space="preserve">En el modelo 2, los valores que indican cuántas veces es más probable recibir atención psicológica (odds ratio) para los casos de violencia sexual y hospitalización son casi el doble de los obtenidos en el modelo 1.</w:t>
-      </w:r>
-    </w:p>
-    <w:p>
-      <w:pPr>
-        <w:pStyle w:val="FirstParagraph"/>
-      </w:pPr>
-      <w:r>
-        <w:rPr>
-          <w:b/>
-          <w:bCs/>
-        </w:rPr>
-        <w:t xml:space="preserve">Nota:</w:t>
-      </w:r>
-      <w:r>
-        <w:t xml:space="preserve"> </w:t>
-      </w:r>
-      <w:r>
-        <w:t xml:space="preserve">Es importante tener en cuenta que por los cambios realizados no es totalmente adecuado comparar los dos modelos de esta manera, incluso comparar variables especificas como</w:t>
-      </w:r>
-      <w:r>
-        <w:t xml:space="preserve"> </w:t>
-      </w:r>
-      <w:r>
-        <w:rPr>
-          <w:i/>
-          <w:iCs/>
-        </w:rPr>
-        <w:t xml:space="preserve">parentezco</w:t>
-      </w:r>
-      <w:r>
-        <w:t xml:space="preserve"> </w:t>
-      </w:r>
-      <w:r>
-        <w:t xml:space="preserve">y</w:t>
-      </w:r>
-      <w:r>
-        <w:t xml:space="preserve"> </w:t>
-      </w:r>
-      <w:r>
-        <w:rPr>
-          <w:i/>
-          <w:iCs/>
-        </w:rPr>
-        <w:t xml:space="preserve">escenario</w:t>
-      </w:r>
-      <w:r>
-        <w:t xml:space="preserve"> </w:t>
-      </w:r>
-      <w:r>
-        <w:t xml:space="preserve">donde se cambió el nivel de referencia. Este ejercicio se hace solo para comprender bien los resultados de ambos modelos y el posible efecto de los cambios realizados al modelo 1</w:t>
-      </w:r>
-    </w:p>
-    <w:bookmarkEnd w:id="41"/>
     <w:sectPr/>
   </w:body>
 </w:document>
@@ -5898,15 +5136,6 @@
     <w:abstractNumId w:val="991"/>
   </w:num>
   <w:num w:numId="1008">
-    <w:abstractNumId w:val="991"/>
-  </w:num>
-  <w:num w:numId="1009">
-    <w:abstractNumId w:val="991"/>
-  </w:num>
-  <w:num w:numId="1010">
-    <w:abstractNumId w:val="991"/>
-  </w:num>
-  <w:num w:numId="1011">
     <w:abstractNumId w:val="991"/>
   </w:num>
 </w:numbering>
